--- a/70 - Produções/Cursos/Curso - Nome Provisório/Guia-de-Conducao-Masterclass-TSH-2026-10-31.docx
+++ b/70 - Produções/Cursos/Curso - Nome Provisório/Guia-de-Conducao-Masterclass-TSH-2026-10-31.docx
@@ -117,7 +117,7 @@
         <w:jc w:val="center"/>
       </w:pPr>
       <w:r>
-        <w:t>Referência de trabalho de 31 de outubro de 2026 — atualização localizada do Guia de 28/10.</w:t>
+        <w:t>Referência de trabalho de 1 de novembro de 2026. Guia alinhado aos 67 slides, com refinamentos autorais sobre antecedentes, cultivo e relações.</w:t>
       </w:r>
     </w:p>
     <w:p>
@@ -329,12 +329,7 @@
         <w:ind w:left="432" w:hanging="259"/>
       </w:pPr>
       <w:r>
-        <w:rPr>
-          <w:rFonts w:ascii="DejaVu Sans" w:hAnsi="DejaVu Sans"/>
-          <w:color w:val="000000"/>
-          <w:sz w:val="21"/>
-        </w:rPr>
-        <w:t>5. Mapa mínimo de slides e protocolo de ensaio</w:t>
+        <w:t>5. Mapa da apresentação final e protocolo de ensaio</w:t>
       </w:r>
     </w:p>
     <w:p>
@@ -3264,6 +3259,12 @@
       </w:r>
     </w:p>
     <w:p>
+      <w:pPr/>
+      <w:r>
+        <w:t>Ajuste do ensaio de 01/11: slides 17, 20 e 34 substituem telas de síntese. Reservar aproximadamente 45, 75 e 90 segundos, respectivamente, redistribuídos dentro dos blocos 4 e 5. Manter 90 minutos e testar em ensaio; reduzir comentários redundantes, sem retirar a prática ou as perguntas.</w:t>
+      </w:r>
+    </w:p>
+    <w:p>
       <w:pPr>
         <w:pStyle w:val="ListBullet"/>
         <w:keepNext w:val="0"/>
@@ -3271,12 +3272,7 @@
         <w:ind w:left="360" w:hanging="230"/>
       </w:pPr>
       <w:r>
-        <w:rPr>
-          <w:rFonts w:ascii="DejaVu Sans" w:hAnsi="DejaVu Sans"/>
-          <w:color w:val="000000"/>
-          <w:sz w:val="21"/>
-        </w:rPr>
-        <w:t>Na oferta, mostrar os quatro grandes movimentos do percurso sem ler todos os módulos.</w:t>
+        <w:t>Na oferta, passar pelos módulos em sequência breve, com uma frase de benefício por tela. Encurtar comentários antes de cortar qualquer retorno da prática ou reduzir o tempo de perguntas.</w:t>
       </w:r>
     </w:p>
     <w:p>
@@ -4694,6 +4690,12 @@
       </w:r>
     </w:p>
     <w:p>
+      <w:pPr/>
+      <w:r>
+        <w:t>Padrões que se tornam visíveis. Ao dizer “padrões que saem para serem trabalhados”, refiro-me ao que se torna visível e pode ser investigado: necessidades, crenças, sensações, sentimentos, imagens, memórias e maneiras de responder. A situação pode tornar uma repetição mais perceptível. Isso oferece uma possibilidade de trabalho, sem atribuir uma finalidade ao sofrimento. Examinar também o que está acontecendo no presente, as condições e a participação do outro. Uma falta atual pode ser real; não é necessário encontrar uma repetição em toda dor.</w:t>
+      </w:r>
+    </w:p>
+    <w:p>
       <w:pPr>
         <w:pStyle w:val="Heading3"/>
       </w:pPr>
@@ -6214,6 +6216,12 @@
       </w:r>
     </w:p>
     <w:p>
+      <w:pPr/>
+      <w:r>
+        <w:t>Slide 17 — imagem do artesão. O aprendizado pode ganhar presença na vida. Aquilo que compreendi começa a ficar mais disponível em situações reais: competência incorporada, sem domínio permanente. A imagem do artesão acrescenta trabalho singular e experimentação. Cada um participa da própria transformação, mas precisa de condições, ferramentas, tempo e colaboração. “Esculpir a própria estrutura” é metáfora de participação, não controle total da vida ou obrigação de construir-se sozinho. O próximo movimento pode envolver pedir ajuda, negociar uma demanda ou sair de uma situação. Fala breve, cerca de 45 segundos.</w:t>
+      </w:r>
+    </w:p>
+    <w:p>
       <w:pPr>
         <w:keepNext w:val="0"/>
         <w:spacing w:before="0" w:after="100" w:line="259" w:lineRule="auto"/>
@@ -6470,6 +6478,18 @@
       </w:r>
     </w:p>
     <w:p>
+      <w:pPr/>
+      <w:r>
+        <w:t>Condução: apresentar a distinção em cerca de 75 segundos, dentro do Ensinamento 2. Não acrescentar uma aula de epigenética à Masterclass. O quadro diferencia os planos e abre o aprofundamento nos módulos já existentes.</w:t>
+      </w:r>
+    </w:p>
+    <w:p>
+      <w:pPr/>
+      <w:r>
+        <w:t>Slide 20 — três usos de antes de estarmos aqui. “Antes de estarmos aqui” tem três usos no TSH. Histórico e familiar: relações, perdas, formas de cuidado, condições sociais e expectativas que antecedem nosso nascimento. Biológico: influências genéticas, gestacionais e possíveis processos epigenéticos, com mecanismos e graus de evidência diferentes. Espiritual: na minha perspectiva, encarnação, continuidade da existência e fundamento primordial da vida. Esses planos podem dialogar. Um mapa ajuda sem conter a vida inteira. Não presumir que uma repetição familiar prove transmissão epigenética, nem apresentar a epigenética como comprovação da encarnação. Os participantes podem investigar a dimensão espiritual sem obrigação de adotar a interpretação do autor. Referências de bastidor: NHGRI, Epigenomics Fact Sheet, https://www.genome.gov/about-genomics/fact-sheets/Epigenomics-Fact-Sheet ; Yehuda et al. (2016), Holocaust Exposure Induced Intergenerational Effects on FKBP5 Methylation, https://pubmed.ncbi.nlm.nih.gov/26410355/ . Associações observadas não estabelecem a causa da experiência individual. Apresentação breve, cerca de 75 segundos.</w:t>
+      </w:r>
+    </w:p>
+    <w:p>
       <w:pPr>
         <w:keepNext w:val="0"/>
         <w:spacing w:before="0" w:after="100" w:line="259" w:lineRule="auto"/>
@@ -6756,13 +6776,7 @@
         <w:spacing w:before="0" w:after="120" w:line="259" w:lineRule="auto"/>
       </w:pPr>
       <w:r>
-        <w:rPr>
-          <w:rFonts w:ascii="DejaVu Sans" w:hAnsi="DejaVu Sans"/>
-          <w:i w:val="0"/>
-          <w:color w:val="000000"/>
-          <w:sz w:val="21"/>
-        </w:rPr>
-        <w:t>Conduzir em ritmo lento, deixando cerca de trinta segundos por pergunta. Ler uma pergunta por vez:</w:t>
+        <w:t>Conduzir em ritmo lento, deixando cerca de trinta segundos por pergunta. Ler uma pergunta por vez: Na pergunta sobre o que se junta ao presente (slide 27), o espelho é parcial: a situação pode tornar visíveis memórias e necessidades, mas também envolve acontecimentos e pessoas com realidade própria. A interpretação permanece revisável.</w:t>
       </w:r>
     </w:p>
     <w:p>
@@ -7471,6 +7485,18 @@
       </w:r>
     </w:p>
     <w:p>
+      <w:pPr/>
+      <w:r>
+        <w:t>Quadro didático: necessidade legítima / reconhecer limites sem desqualificá-la; disponibilidade do outro / investigar sem concluir a causa à distância; minha participação / não garante mudança alheia; repetição familiar / não exige resolver sozinho a história da família.</w:t>
+      </w:r>
+    </w:p>
+    <w:p>
+      <w:pPr/>
+      <w:r>
+        <w:t>Slide 34 — necessidades e limites relacionais. Retomar o caso composto da mensagem não respondida. Minha necessidade de contato pode ser legítima; ainda não sei o que explica a indisponibilidade do outro. Posso perguntar, comunicar, negociar, procurar outro apoio ou estabelecer um limite. Minha participação não controla a resposta alheia. Reconhecer uma repetição familiar não me torna responsável por resolver sozinho a história da família. Presença suficiente para continuar em contato pode incluir afastamento protetivo. Não requer calma contínua, permanência no vínculo ou interpretação da causa à distância. Percorrer as quatro distinções em cerca de 90 segundos, sem pedir relatos íntimos.</w:t>
+      </w:r>
+    </w:p>
+    <w:p>
       <w:pPr>
         <w:pStyle w:val="Heading3"/>
       </w:pPr>
@@ -7661,12 +7687,12 @@
           <w:color w:val="000000"/>
           <w:sz w:val="21"/>
         </w:rPr>
-        <w:br w:type="page"/>
       </w:r>
     </w:p>
     <w:p>
       <w:pPr>
         <w:pStyle w:val="Heading2"/>
+        <w:pageBreakBefore w:val="0"/>
       </w:pPr>
       <w:r>
         <w:rPr>
@@ -9302,13 +9328,7 @@
         <w:ind w:left="504" w:right="288"/>
       </w:pPr>
       <w:r>
-        <w:rPr>
-          <w:rFonts w:ascii="DejaVu Sans" w:hAnsi="DejaVu Sans"/>
-          <w:i/>
-          <w:color w:val="000000"/>
-          <w:sz w:val="21"/>
-        </w:rPr>
-        <w:t>O investimento previsto é de R$ 997 à vista ou 12 vezes de R$ 97,70. A condição exibida no checkout da Hotmart no momento da compra prevalece.</w:t>
+        <w:t>O investimento previsto é de R$ 997 à vista, com parcelamento disponível na Hotmart. A apresentação não fixa o valor das parcelas enquanto o checkout não for confirmado. Prevalecem as condições exibidas no momento da compra.</w:t>
       </w:r>
     </w:p>
     <w:p>
@@ -10969,12 +10989,7 @@
         <w:pStyle w:val="Heading1"/>
       </w:pPr>
       <w:r>
-        <w:rPr>
-          <w:rFonts w:ascii="DejaVu Sans" w:hAnsi="DejaVu Sans"/>
-          <w:color w:val="000000"/>
-          <w:sz w:val="21"/>
-        </w:rPr>
-        <w:t>5 Mapa mínimo de slides</w:t>
+        <w:t>5 Mapa da apresentação final</w:t>
       </w:r>
     </w:p>
     <w:tbl>
@@ -11000,6 +11015,7 @@
       <w:tr>
         <w:trPr>
           <w:tblHeader w:val="true"/>
+          <w:tblHeader/>
         </w:trPr>
         <w:tc>
           <w:tcPr>
@@ -11091,30 +11107,19 @@
       </w:tr>
       <w:tr>
         <w:trPr>
-          <w:cantSplit w:val="true"/>
+          <w:cantSplit/>
         </w:trPr>
         <w:tc>
           <w:tcPr>
-            <w:tcW w:type="dxa" w:w="792"/>
-            <w:vAlign w:val="center"/>
-            <w:tcMar>
-              <w:top w:w="110" w:type="dxa"/>
-              <w:start w:w="120" w:type="dxa"/>
-              <w:bottom w:w="110" w:type="dxa"/>
-              <w:end w:w="120" w:type="dxa"/>
-            </w:tcMar>
-          </w:tcPr>
-          <w:p>
-            <w:pPr>
-              <w:keepNext w:val="0"/>
-              <w:spacing w:before="0" w:after="0" w:line="245" w:lineRule="auto"/>
-              <w:jc w:val="left"/>
-            </w:pPr>
-            <w:r>
-              <w:rPr>
-                <w:rFonts w:ascii="DejaVu Sans" w:hAnsi="DejaVu Sans"/>
-                <w:color w:val="000000"/>
-                <w:sz w:val="16"/>
+            <w:tcW w:type="dxa" w:w="3331"/>
+          </w:tcPr>
+          <w:p>
+            <w:pPr>
+              <w:keepNext w:val="0"/>
+            </w:pPr>
+            <w:r>
+              <w:rPr>
+                <w:sz w:val="18"/>
               </w:rPr>
               <w:t>1</w:t>
             </w:r>
@@ -11122,86 +11127,52 @@
         </w:tc>
         <w:tc>
           <w:tcPr>
-            <w:tcW w:type="dxa" w:w="5976"/>
-            <w:vAlign w:val="center"/>
-            <w:tcMar>
-              <w:top w:w="110" w:type="dxa"/>
-              <w:start w:w="120" w:type="dxa"/>
-              <w:bottom w:w="110" w:type="dxa"/>
-              <w:end w:w="120" w:type="dxa"/>
-            </w:tcMar>
-          </w:tcPr>
-          <w:p>
-            <w:pPr>
-              <w:keepNext w:val="0"/>
-              <w:spacing w:before="0" w:after="0" w:line="245" w:lineRule="auto"/>
-              <w:jc w:val="left"/>
-            </w:pPr>
-            <w:r>
-              <w:rPr>
-                <w:rFonts w:ascii="DejaVu Sans" w:hAnsi="DejaVu Sans"/>
-                <w:color w:val="000000"/>
-                <w:sz w:val="16"/>
-              </w:rPr>
-              <w:t>Título da Masterclass</w:t>
-            </w:r>
-          </w:p>
-        </w:tc>
-        <w:tc>
-          <w:tcPr>
-            <w:tcW w:type="dxa" w:w="3744"/>
-            <w:vAlign w:val="center"/>
-            <w:tcMar>
-              <w:top w:w="110" w:type="dxa"/>
-              <w:start w:w="120" w:type="dxa"/>
-              <w:bottom w:w="110" w:type="dxa"/>
-              <w:end w:w="120" w:type="dxa"/>
-            </w:tcMar>
-          </w:tcPr>
-          <w:p>
-            <w:pPr>
-              <w:keepNext w:val="0"/>
-              <w:spacing w:before="0" w:after="0" w:line="245" w:lineRule="auto"/>
-              <w:jc w:val="left"/>
-            </w:pPr>
-            <w:r>
-              <w:rPr>
-                <w:rFonts w:ascii="DejaVu Sans" w:hAnsi="DejaVu Sans"/>
-                <w:color w:val="000000"/>
-                <w:sz w:val="16"/>
-              </w:rPr>
-              <w:t>Abrir a pergunta</w:t>
+            <w:tcW w:type="dxa" w:w="3331"/>
+          </w:tcPr>
+          <w:p>
+            <w:pPr>
+              <w:keepNext w:val="0"/>
+            </w:pPr>
+            <w:r>
+              <w:rPr>
+                <w:sz w:val="18"/>
+              </w:rPr>
+              <w:t>Por que você entende seus padrões, mas continua repetindo?</w:t>
+            </w:r>
+          </w:p>
+        </w:tc>
+        <w:tc>
+          <w:tcPr>
+            <w:tcW w:type="dxa" w:w="3331"/>
+          </w:tcPr>
+          <w:p>
+            <w:pPr>
+              <w:keepNext w:val="0"/>
+            </w:pPr>
+            <w:r>
+              <w:rPr>
+                <w:sz w:val="18"/>
+              </w:rPr>
+              <w:t>Reconhecimento e contrato</w:t>
             </w:r>
           </w:p>
         </w:tc>
       </w:tr>
       <w:tr>
         <w:trPr>
-          <w:cantSplit w:val="true"/>
+          <w:cantSplit/>
         </w:trPr>
         <w:tc>
           <w:tcPr>
-            <w:tcW w:type="dxa" w:w="792"/>
-            <w:vAlign w:val="center"/>
-            <w:tcMar>
-              <w:top w:w="110" w:type="dxa"/>
-              <w:start w:w="120" w:type="dxa"/>
-              <w:bottom w:w="110" w:type="dxa"/>
-              <w:end w:w="120" w:type="dxa"/>
-            </w:tcMar>
-            <w:shd w:fill="EAF2F8"/>
-          </w:tcPr>
-          <w:p>
-            <w:pPr>
-              <w:keepNext w:val="0"/>
-              <w:spacing w:before="0" w:after="0" w:line="245" w:lineRule="auto"/>
-              <w:jc w:val="left"/>
-            </w:pPr>
-            <w:r>
-              <w:rPr>
-                <w:rFonts w:ascii="DejaVu Sans" w:hAnsi="DejaVu Sans"/>
-                <w:color w:val="000000"/>
-                <w:sz w:val="16"/>
+            <w:tcW w:type="dxa" w:w="3331"/>
+          </w:tcPr>
+          <w:p>
+            <w:pPr>
+              <w:keepNext w:val="0"/>
+            </w:pPr>
+            <w:r>
+              <w:rPr>
+                <w:sz w:val="18"/>
               </w:rPr>
               <w:t>2</w:t>
             </w:r>
@@ -11209,87 +11180,52 @@
         </w:tc>
         <w:tc>
           <w:tcPr>
-            <w:tcW w:type="dxa" w:w="5976"/>
-            <w:vAlign w:val="center"/>
-            <w:tcMar>
-              <w:top w:w="110" w:type="dxa"/>
-              <w:start w:w="120" w:type="dxa"/>
-              <w:bottom w:w="110" w:type="dxa"/>
-              <w:end w:w="120" w:type="dxa"/>
-            </w:tcMar>
-            <w:shd w:fill="EAF2F8"/>
-          </w:tcPr>
-          <w:p>
-            <w:pPr>
-              <w:keepNext w:val="0"/>
-              <w:spacing w:before="0" w:after="0" w:line="245" w:lineRule="auto"/>
-              <w:jc w:val="left"/>
-            </w:pPr>
-            <w:r>
-              <w:rPr>
-                <w:rFonts w:ascii="DejaVu Sans" w:hAnsi="DejaVu Sans"/>
-                <w:color w:val="000000"/>
-                <w:sz w:val="16"/>
-              </w:rPr>
-              <w:t>Subtítulo e resultado da aula</w:t>
-            </w:r>
-          </w:p>
-        </w:tc>
-        <w:tc>
-          <w:tcPr>
-            <w:tcW w:type="dxa" w:w="3744"/>
-            <w:vAlign w:val="center"/>
-            <w:tcMar>
-              <w:top w:w="110" w:type="dxa"/>
-              <w:start w:w="120" w:type="dxa"/>
-              <w:bottom w:w="110" w:type="dxa"/>
-              <w:end w:w="120" w:type="dxa"/>
-            </w:tcMar>
-            <w:shd w:fill="EAF2F8"/>
-          </w:tcPr>
-          <w:p>
-            <w:pPr>
-              <w:keepNext w:val="0"/>
-              <w:spacing w:before="0" w:after="0" w:line="245" w:lineRule="auto"/>
-              <w:jc w:val="left"/>
-            </w:pPr>
-            <w:r>
-              <w:rPr>
-                <w:rFonts w:ascii="DejaVu Sans" w:hAnsi="DejaVu Sans"/>
-                <w:color w:val="000000"/>
-                <w:sz w:val="16"/>
-              </w:rPr>
-              <w:t>Alinhar expectativa</w:t>
+            <w:tcW w:type="dxa" w:w="3331"/>
+          </w:tcPr>
+          <w:p>
+            <w:pPr>
+              <w:keepNext w:val="0"/>
+            </w:pPr>
+            <w:r>
+              <w:rPr>
+                <w:sz w:val="18"/>
+              </w:rPr>
+              <w:t>Você já entendeu muita coisa sobre si.</w:t>
+            </w:r>
+          </w:p>
+        </w:tc>
+        <w:tc>
+          <w:tcPr>
+            <w:tcW w:type="dxa" w:w="3331"/>
+          </w:tcPr>
+          <w:p>
+            <w:pPr>
+              <w:keepNext w:val="0"/>
+            </w:pPr>
+            <w:r>
+              <w:rPr>
+                <w:sz w:val="18"/>
+              </w:rPr>
+              <w:t>Reconhecimento e contrato</w:t>
             </w:r>
           </w:p>
         </w:tc>
       </w:tr>
       <w:tr>
         <w:trPr>
-          <w:cantSplit w:val="true"/>
+          <w:cantSplit/>
         </w:trPr>
         <w:tc>
           <w:tcPr>
-            <w:tcW w:type="dxa" w:w="792"/>
-            <w:vAlign w:val="center"/>
-            <w:tcMar>
-              <w:top w:w="110" w:type="dxa"/>
-              <w:start w:w="120" w:type="dxa"/>
-              <w:bottom w:w="110" w:type="dxa"/>
-              <w:end w:w="120" w:type="dxa"/>
-            </w:tcMar>
-          </w:tcPr>
-          <w:p>
-            <w:pPr>
-              <w:keepNext w:val="0"/>
-              <w:spacing w:before="0" w:after="0" w:line="245" w:lineRule="auto"/>
-              <w:jc w:val="left"/>
-            </w:pPr>
-            <w:r>
-              <w:rPr>
-                <w:rFonts w:ascii="DejaVu Sans" w:hAnsi="DejaVu Sans"/>
-                <w:color w:val="000000"/>
-                <w:sz w:val="16"/>
+            <w:tcW w:type="dxa" w:w="3331"/>
+          </w:tcPr>
+          <w:p>
+            <w:pPr>
+              <w:keepNext w:val="0"/>
+            </w:pPr>
+            <w:r>
+              <w:rPr>
+                <w:sz w:val="18"/>
               </w:rPr>
               <w:t>3</w:t>
             </w:r>
@@ -11297,86 +11233,52 @@
         </w:tc>
         <w:tc>
           <w:tcPr>
-            <w:tcW w:type="dxa" w:w="5976"/>
-            <w:vAlign w:val="center"/>
-            <w:tcMar>
-              <w:top w:w="110" w:type="dxa"/>
-              <w:start w:w="120" w:type="dxa"/>
-              <w:bottom w:w="110" w:type="dxa"/>
-              <w:end w:w="120" w:type="dxa"/>
-            </w:tcMar>
-          </w:tcPr>
-          <w:p>
-            <w:pPr>
-              <w:keepNext w:val="0"/>
-              <w:spacing w:before="0" w:after="0" w:line="245" w:lineRule="auto"/>
-              <w:jc w:val="left"/>
-            </w:pPr>
-            <w:r>
-              <w:rPr>
-                <w:rFonts w:ascii="DejaVu Sans" w:hAnsi="DejaVu Sans"/>
-                <w:color w:val="000000"/>
-                <w:sz w:val="16"/>
-              </w:rPr>
-              <w:t>Quem é Fabiano e contrato educacional</w:t>
-            </w:r>
-          </w:p>
-        </w:tc>
-        <w:tc>
-          <w:tcPr>
-            <w:tcW w:type="dxa" w:w="3744"/>
-            <w:vAlign w:val="center"/>
-            <w:tcMar>
-              <w:top w:w="110" w:type="dxa"/>
-              <w:start w:w="120" w:type="dxa"/>
-              <w:bottom w:w="110" w:type="dxa"/>
-              <w:end w:w="120" w:type="dxa"/>
-            </w:tcMar>
-          </w:tcPr>
-          <w:p>
-            <w:pPr>
-              <w:keepNext w:val="0"/>
-              <w:spacing w:before="0" w:after="0" w:line="245" w:lineRule="auto"/>
-              <w:jc w:val="left"/>
-            </w:pPr>
-            <w:r>
-              <w:rPr>
-                <w:rFonts w:ascii="DejaVu Sans" w:hAnsi="DejaVu Sans"/>
-                <w:color w:val="000000"/>
-                <w:sz w:val="16"/>
-              </w:rPr>
-              <w:t>Autoridade e limites</w:t>
+            <w:tcW w:type="dxa" w:w="3331"/>
+          </w:tcPr>
+          <w:p>
+            <w:pPr>
+              <w:keepNext w:val="0"/>
+            </w:pPr>
+            <w:r>
+              <w:rPr>
+                <w:sz w:val="18"/>
+              </w:rPr>
+              <w:t>Um mapa para a vida cotidiana</w:t>
+            </w:r>
+          </w:p>
+        </w:tc>
+        <w:tc>
+          <w:tcPr>
+            <w:tcW w:type="dxa" w:w="3331"/>
+          </w:tcPr>
+          <w:p>
+            <w:pPr>
+              <w:keepNext w:val="0"/>
+            </w:pPr>
+            <w:r>
+              <w:rPr>
+                <w:sz w:val="18"/>
+              </w:rPr>
+              <w:t>Reconhecimento e contrato</w:t>
             </w:r>
           </w:p>
         </w:tc>
       </w:tr>
       <w:tr>
         <w:trPr>
-          <w:cantSplit w:val="true"/>
+          <w:cantSplit/>
         </w:trPr>
         <w:tc>
           <w:tcPr>
-            <w:tcW w:type="dxa" w:w="792"/>
-            <w:vAlign w:val="center"/>
-            <w:tcMar>
-              <w:top w:w="110" w:type="dxa"/>
-              <w:start w:w="120" w:type="dxa"/>
-              <w:bottom w:w="110" w:type="dxa"/>
-              <w:end w:w="120" w:type="dxa"/>
-            </w:tcMar>
-            <w:shd w:fill="EAF2F8"/>
-          </w:tcPr>
-          <w:p>
-            <w:pPr>
-              <w:keepNext w:val="0"/>
-              <w:spacing w:before="0" w:after="0" w:line="245" w:lineRule="auto"/>
-              <w:jc w:val="left"/>
-            </w:pPr>
-            <w:r>
-              <w:rPr>
-                <w:rFonts w:ascii="DejaVu Sans" w:hAnsi="DejaVu Sans"/>
-                <w:color w:val="000000"/>
-                <w:sz w:val="16"/>
+            <w:tcW w:type="dxa" w:w="3331"/>
+          </w:tcPr>
+          <w:p>
+            <w:pPr>
+              <w:keepNext w:val="0"/>
+            </w:pPr>
+            <w:r>
+              <w:rPr>
+                <w:sz w:val="18"/>
               </w:rPr>
               <w:t>4</w:t>
             </w:r>
@@ -11384,87 +11286,52 @@
         </w:tc>
         <w:tc>
           <w:tcPr>
-            <w:tcW w:type="dxa" w:w="5976"/>
-            <w:vAlign w:val="center"/>
-            <w:tcMar>
-              <w:top w:w="110" w:type="dxa"/>
-              <w:start w:w="120" w:type="dxa"/>
-              <w:bottom w:w="110" w:type="dxa"/>
-              <w:end w:w="120" w:type="dxa"/>
-            </w:tcMar>
-            <w:shd w:fill="EAF2F8"/>
-          </w:tcPr>
-          <w:p>
-            <w:pPr>
-              <w:keepNext w:val="0"/>
-              <w:spacing w:before="0" w:after="0" w:line="245" w:lineRule="auto"/>
-              <w:jc w:val="left"/>
-            </w:pPr>
-            <w:r>
-              <w:rPr>
-                <w:rFonts w:ascii="DejaVu Sans" w:hAnsi="DejaVu Sans"/>
-                <w:color w:val="000000"/>
-                <w:sz w:val="16"/>
-              </w:rPr>
-              <w:t>Três perguntas de reconhecimento</w:t>
-            </w:r>
-          </w:p>
-        </w:tc>
-        <w:tc>
-          <w:tcPr>
-            <w:tcW w:type="dxa" w:w="3744"/>
-            <w:vAlign w:val="center"/>
-            <w:tcMar>
-              <w:top w:w="110" w:type="dxa"/>
-              <w:start w:w="120" w:type="dxa"/>
-              <w:bottom w:w="110" w:type="dxa"/>
-              <w:end w:w="120" w:type="dxa"/>
-            </w:tcMar>
-            <w:shd w:fill="EAF2F8"/>
-          </w:tcPr>
-          <w:p>
-            <w:pPr>
-              <w:keepNext w:val="0"/>
-              <w:spacing w:before="0" w:after="0" w:line="245" w:lineRule="auto"/>
-              <w:jc w:val="left"/>
-            </w:pPr>
-            <w:r>
-              <w:rPr>
-                <w:rFonts w:ascii="DejaVu Sans" w:hAnsi="DejaVu Sans"/>
-                <w:color w:val="000000"/>
-                <w:sz w:val="16"/>
-              </w:rPr>
-              <w:t>Identificação</w:t>
+            <w:tcW w:type="dxa" w:w="3331"/>
+          </w:tcPr>
+          <w:p>
+            <w:pPr>
+              <w:keepNext w:val="0"/>
+            </w:pPr>
+            <w:r>
+              <w:rPr>
+                <w:sz w:val="18"/>
+              </w:rPr>
+              <w:t>Fabiano Deliberalli</w:t>
+            </w:r>
+          </w:p>
+        </w:tc>
+        <w:tc>
+          <w:tcPr>
+            <w:tcW w:type="dxa" w:w="3331"/>
+          </w:tcPr>
+          <w:p>
+            <w:pPr>
+              <w:keepNext w:val="0"/>
+            </w:pPr>
+            <w:r>
+              <w:rPr>
+                <w:sz w:val="18"/>
+              </w:rPr>
+              <w:t>Reconhecimento e contrato</w:t>
             </w:r>
           </w:p>
         </w:tc>
       </w:tr>
       <w:tr>
         <w:trPr>
-          <w:cantSplit w:val="true"/>
+          <w:cantSplit/>
         </w:trPr>
         <w:tc>
           <w:tcPr>
-            <w:tcW w:type="dxa" w:w="792"/>
-            <w:vAlign w:val="center"/>
-            <w:tcMar>
-              <w:top w:w="110" w:type="dxa"/>
-              <w:start w:w="120" w:type="dxa"/>
-              <w:bottom w:w="110" w:type="dxa"/>
-              <w:end w:w="120" w:type="dxa"/>
-            </w:tcMar>
-          </w:tcPr>
-          <w:p>
-            <w:pPr>
-              <w:keepNext w:val="0"/>
-              <w:spacing w:before="0" w:after="0" w:line="245" w:lineRule="auto"/>
-              <w:jc w:val="left"/>
-            </w:pPr>
-            <w:r>
-              <w:rPr>
-                <w:rFonts w:ascii="DejaVu Sans" w:hAnsi="DejaVu Sans"/>
-                <w:color w:val="000000"/>
-                <w:sz w:val="16"/>
+            <w:tcW w:type="dxa" w:w="3331"/>
+          </w:tcPr>
+          <w:p>
+            <w:pPr>
+              <w:keepNext w:val="0"/>
+            </w:pPr>
+            <w:r>
+              <w:rPr>
+                <w:sz w:val="18"/>
               </w:rPr>
               <w:t>5</w:t>
             </w:r>
@@ -11472,86 +11339,52 @@
         </w:tc>
         <w:tc>
           <w:tcPr>
-            <w:tcW w:type="dxa" w:w="5976"/>
-            <w:vAlign w:val="center"/>
-            <w:tcMar>
-              <w:top w:w="110" w:type="dxa"/>
-              <w:start w:w="120" w:type="dxa"/>
-              <w:bottom w:w="110" w:type="dxa"/>
-              <w:end w:w="120" w:type="dxa"/>
-            </w:tcMar>
-          </w:tcPr>
-          <w:p>
-            <w:pPr>
-              <w:keepNext w:val="0"/>
-              <w:spacing w:before="0" w:after="0" w:line="245" w:lineRule="auto"/>
-              <w:jc w:val="left"/>
-            </w:pPr>
-            <w:r>
-              <w:rPr>
-                <w:rFonts w:ascii="DejaVu Sans" w:hAnsi="DejaVu Sans"/>
-                <w:color w:val="000000"/>
-                <w:sz w:val="16"/>
-              </w:rPr>
-              <w:t>Compreender acessar sustentar</w:t>
-            </w:r>
-          </w:p>
-        </w:tc>
-        <w:tc>
-          <w:tcPr>
-            <w:tcW w:type="dxa" w:w="3744"/>
-            <w:vAlign w:val="center"/>
-            <w:tcMar>
-              <w:top w:w="110" w:type="dxa"/>
-              <w:start w:w="120" w:type="dxa"/>
-              <w:bottom w:w="110" w:type="dxa"/>
-              <w:end w:w="120" w:type="dxa"/>
-            </w:tcMar>
-          </w:tcPr>
-          <w:p>
-            <w:pPr>
-              <w:keepNext w:val="0"/>
-              <w:spacing w:before="0" w:after="0" w:line="245" w:lineRule="auto"/>
-              <w:jc w:val="left"/>
-            </w:pPr>
-            <w:r>
-              <w:rPr>
-                <w:rFonts w:ascii="DejaVu Sans" w:hAnsi="DejaVu Sans"/>
-                <w:color w:val="000000"/>
-                <w:sz w:val="16"/>
-              </w:rPr>
-              <w:t>Distinção inicial</w:t>
+            <w:tcW w:type="dxa" w:w="3331"/>
+          </w:tcPr>
+          <w:p>
+            <w:pPr>
+              <w:keepNext w:val="0"/>
+            </w:pPr>
+            <w:r>
+              <w:rPr>
+                <w:sz w:val="18"/>
+              </w:rPr>
+              <w:t>Seu ritmo tem lugar aqui</w:t>
+            </w:r>
+          </w:p>
+        </w:tc>
+        <w:tc>
+          <w:tcPr>
+            <w:tcW w:type="dxa" w:w="3331"/>
+          </w:tcPr>
+          <w:p>
+            <w:pPr>
+              <w:keepNext w:val="0"/>
+            </w:pPr>
+            <w:r>
+              <w:rPr>
+                <w:sz w:val="18"/>
+              </w:rPr>
+              <w:t>Reconhecimento e contrato</w:t>
             </w:r>
           </w:p>
         </w:tc>
       </w:tr>
       <w:tr>
         <w:trPr>
-          <w:cantSplit w:val="true"/>
+          <w:cantSplit/>
         </w:trPr>
         <w:tc>
           <w:tcPr>
-            <w:tcW w:type="dxa" w:w="792"/>
-            <w:vAlign w:val="center"/>
-            <w:tcMar>
-              <w:top w:w="110" w:type="dxa"/>
-              <w:start w:w="120" w:type="dxa"/>
-              <w:bottom w:w="110" w:type="dxa"/>
-              <w:end w:w="120" w:type="dxa"/>
-            </w:tcMar>
-            <w:shd w:fill="EAF2F8"/>
-          </w:tcPr>
-          <w:p>
-            <w:pPr>
-              <w:keepNext w:val="0"/>
-              <w:spacing w:before="0" w:after="0" w:line="245" w:lineRule="auto"/>
-              <w:jc w:val="left"/>
-            </w:pPr>
-            <w:r>
-              <w:rPr>
-                <w:rFonts w:ascii="DejaVu Sans" w:hAnsi="DejaVu Sans"/>
-                <w:color w:val="000000"/>
-                <w:sz w:val="16"/>
+            <w:tcW w:type="dxa" w:w="3331"/>
+          </w:tcPr>
+          <w:p>
+            <w:pPr>
+              <w:keepNext w:val="0"/>
+            </w:pPr>
+            <w:r>
+              <w:rPr>
+                <w:sz w:val="18"/>
               </w:rPr>
               <w:t>6</w:t>
             </w:r>
@@ -11559,87 +11392,52 @@
         </w:tc>
         <w:tc>
           <w:tcPr>
-            <w:tcW w:type="dxa" w:w="5976"/>
-            <w:vAlign w:val="center"/>
-            <w:tcMar>
-              <w:top w:w="110" w:type="dxa"/>
-              <w:start w:w="120" w:type="dxa"/>
-              <w:bottom w:w="110" w:type="dxa"/>
-              <w:end w:w="120" w:type="dxa"/>
-            </w:tcMar>
-            <w:shd w:fill="EAF2F8"/>
-          </w:tcPr>
-          <w:p>
-            <w:pPr>
-              <w:keepNext w:val="0"/>
-              <w:spacing w:before="0" w:after="0" w:line="245" w:lineRule="auto"/>
-              <w:jc w:val="left"/>
-            </w:pPr>
-            <w:r>
-              <w:rPr>
-                <w:rFonts w:ascii="DejaVu Sans" w:hAnsi="DejaVu Sans"/>
-                <w:color w:val="000000"/>
-                <w:sz w:val="16"/>
-              </w:rPr>
-              <w:t>Ciclo da repetição</w:t>
-            </w:r>
-          </w:p>
-        </w:tc>
-        <w:tc>
-          <w:tcPr>
-            <w:tcW w:type="dxa" w:w="3744"/>
-            <w:vAlign w:val="center"/>
-            <w:tcMar>
-              <w:top w:w="110" w:type="dxa"/>
-              <w:start w:w="120" w:type="dxa"/>
-              <w:bottom w:w="110" w:type="dxa"/>
-              <w:end w:w="120" w:type="dxa"/>
-            </w:tcMar>
-            <w:shd w:fill="EAF2F8"/>
-          </w:tcPr>
-          <w:p>
-            <w:pPr>
-              <w:keepNext w:val="0"/>
-              <w:spacing w:before="0" w:after="0" w:line="245" w:lineRule="auto"/>
-              <w:jc w:val="left"/>
-            </w:pPr>
-            <w:r>
-              <w:rPr>
-                <w:rFonts w:ascii="DejaVu Sans" w:hAnsi="DejaVu Sans"/>
-                <w:color w:val="000000"/>
-                <w:sz w:val="16"/>
-              </w:rPr>
-              <w:t>Consequências</w:t>
+            <w:tcW w:type="dxa" w:w="3331"/>
+          </w:tcPr>
+          <w:p>
+            <w:pPr>
+              <w:keepNext w:val="0"/>
+            </w:pPr>
+            <w:r>
+              <w:rPr>
+                <w:sz w:val="18"/>
+              </w:rPr>
+              <w:t>A clareza costuma chegar só depois?</w:t>
+            </w:r>
+          </w:p>
+        </w:tc>
+        <w:tc>
+          <w:tcPr>
+            <w:tcW w:type="dxa" w:w="3331"/>
+          </w:tcPr>
+          <w:p>
+            <w:pPr>
+              <w:keepNext w:val="0"/>
+            </w:pPr>
+            <w:r>
+              <w:rPr>
+                <w:sz w:val="18"/>
+              </w:rPr>
+              <w:t>Reconhecimento e contrato</w:t>
             </w:r>
           </w:p>
         </w:tc>
       </w:tr>
       <w:tr>
         <w:trPr>
-          <w:cantSplit w:val="true"/>
+          <w:cantSplit/>
         </w:trPr>
         <w:tc>
           <w:tcPr>
-            <w:tcW w:type="dxa" w:w="792"/>
-            <w:vAlign w:val="center"/>
-            <w:tcMar>
-              <w:top w:w="110" w:type="dxa"/>
-              <w:start w:w="120" w:type="dxa"/>
-              <w:bottom w:w="110" w:type="dxa"/>
-              <w:end w:w="120" w:type="dxa"/>
-            </w:tcMar>
-          </w:tcPr>
-          <w:p>
-            <w:pPr>
-              <w:keepNext w:val="0"/>
-              <w:spacing w:before="0" w:after="0" w:line="245" w:lineRule="auto"/>
-              <w:jc w:val="left"/>
-            </w:pPr>
-            <w:r>
-              <w:rPr>
-                <w:rFonts w:ascii="DejaVu Sans" w:hAnsi="DejaVu Sans"/>
-                <w:color w:val="000000"/>
-                <w:sz w:val="16"/>
+            <w:tcW w:type="dxa" w:w="3331"/>
+          </w:tcPr>
+          <w:p>
+            <w:pPr>
+              <w:keepNext w:val="0"/>
+            </w:pPr>
+            <w:r>
+              <w:rPr>
+                <w:sz w:val="18"/>
               </w:rPr>
               <w:t>7</w:t>
             </w:r>
@@ -11647,86 +11445,52 @@
         </w:tc>
         <w:tc>
           <w:tcPr>
-            <w:tcW w:type="dxa" w:w="5976"/>
-            <w:vAlign w:val="center"/>
-            <w:tcMar>
-              <w:top w:w="110" w:type="dxa"/>
-              <w:start w:w="120" w:type="dxa"/>
-              <w:bottom w:w="110" w:type="dxa"/>
-              <w:end w:w="120" w:type="dxa"/>
-            </w:tcMar>
-          </w:tcPr>
-          <w:p>
-            <w:pPr>
-              <w:keepNext w:val="0"/>
-              <w:spacing w:before="0" w:after="0" w:line="245" w:lineRule="auto"/>
-              <w:jc w:val="left"/>
-            </w:pPr>
-            <w:r>
-              <w:rPr>
-                <w:rFonts w:ascii="DejaVu Sans" w:hAnsi="DejaVu Sans"/>
-                <w:color w:val="000000"/>
-                <w:sz w:val="16"/>
-              </w:rPr>
-              <w:t>Responsabilidade sem culpa</w:t>
-            </w:r>
-          </w:p>
-        </w:tc>
-        <w:tc>
-          <w:tcPr>
-            <w:tcW w:type="dxa" w:w="3744"/>
-            <w:vAlign w:val="center"/>
-            <w:tcMar>
-              <w:top w:w="110" w:type="dxa"/>
-              <w:start w:w="120" w:type="dxa"/>
-              <w:bottom w:w="110" w:type="dxa"/>
-              <w:end w:w="120" w:type="dxa"/>
-            </w:tcMar>
-          </w:tcPr>
-          <w:p>
-            <w:pPr>
-              <w:keepNext w:val="0"/>
-              <w:spacing w:before="0" w:after="0" w:line="245" w:lineRule="auto"/>
-              <w:jc w:val="left"/>
-            </w:pPr>
-            <w:r>
-              <w:rPr>
-                <w:rFonts w:ascii="DejaVu Sans" w:hAnsi="DejaVu Sans"/>
-                <w:color w:val="000000"/>
-                <w:sz w:val="16"/>
-              </w:rPr>
-              <w:t>Agência</w:t>
+            <w:tcW w:type="dxa" w:w="3331"/>
+          </w:tcPr>
+          <w:p>
+            <w:pPr>
+              <w:keepNext w:val="0"/>
+            </w:pPr>
+            <w:r>
+              <w:rPr>
+                <w:sz w:val="18"/>
+              </w:rPr>
+              <w:t>Compreender, acessar e sustentar</w:t>
+            </w:r>
+          </w:p>
+        </w:tc>
+        <w:tc>
+          <w:tcPr>
+            <w:tcW w:type="dxa" w:w="3331"/>
+          </w:tcPr>
+          <w:p>
+            <w:pPr>
+              <w:keepNext w:val="0"/>
+            </w:pPr>
+            <w:r>
+              <w:rPr>
+                <w:sz w:val="18"/>
+              </w:rPr>
+              <w:t>Reconhecimento e contrato</w:t>
             </w:r>
           </w:p>
         </w:tc>
       </w:tr>
       <w:tr>
         <w:trPr>
-          <w:cantSplit w:val="true"/>
+          <w:cantSplit/>
         </w:trPr>
         <w:tc>
           <w:tcPr>
-            <w:tcW w:type="dxa" w:w="792"/>
-            <w:vAlign w:val="center"/>
-            <w:tcMar>
-              <w:top w:w="110" w:type="dxa"/>
-              <w:start w:w="120" w:type="dxa"/>
-              <w:bottom w:w="110" w:type="dxa"/>
-              <w:end w:w="120" w:type="dxa"/>
-            </w:tcMar>
-            <w:shd w:fill="EAF2F8"/>
-          </w:tcPr>
-          <w:p>
-            <w:pPr>
-              <w:keepNext w:val="0"/>
-              <w:spacing w:before="0" w:after="0" w:line="245" w:lineRule="auto"/>
-              <w:jc w:val="left"/>
-            </w:pPr>
-            <w:r>
-              <w:rPr>
-                <w:rFonts w:ascii="DejaVu Sans" w:hAnsi="DejaVu Sans"/>
-                <w:color w:val="000000"/>
-                <w:sz w:val="16"/>
+            <w:tcW w:type="dxa" w:w="3331"/>
+          </w:tcPr>
+          <w:p>
+            <w:pPr>
+              <w:keepNext w:val="0"/>
+            </w:pPr>
+            <w:r>
+              <w:rPr>
+                <w:sz w:val="18"/>
               </w:rPr>
               <w:t>8</w:t>
             </w:r>
@@ -11734,87 +11498,46 @@
         </w:tc>
         <w:tc>
           <w:tcPr>
-            <w:tcW w:type="dxa" w:w="5976"/>
-            <w:vAlign w:val="center"/>
-            <w:tcMar>
-              <w:top w:w="110" w:type="dxa"/>
-              <w:start w:w="120" w:type="dxa"/>
-              <w:bottom w:w="110" w:type="dxa"/>
-              <w:end w:w="120" w:type="dxa"/>
-            </w:tcMar>
-            <w:shd w:fill="EAF2F8"/>
-          </w:tcPr>
-          <w:p>
-            <w:pPr>
-              <w:keepNext w:val="0"/>
-              <w:spacing w:before="0" w:after="0" w:line="245" w:lineRule="auto"/>
-              <w:jc w:val="left"/>
-            </w:pPr>
-            <w:r>
-              <w:rPr>
-                <w:rFonts w:ascii="DejaVu Sans" w:hAnsi="DejaVu Sans"/>
-                <w:color w:val="000000"/>
-                <w:sz w:val="16"/>
-              </w:rPr>
-              <w:t>História composta da mensagem</w:t>
-            </w:r>
-          </w:p>
-        </w:tc>
-        <w:tc>
-          <w:tcPr>
-            <w:tcW w:type="dxa" w:w="3744"/>
-            <w:vAlign w:val="center"/>
-            <w:tcMar>
-              <w:top w:w="110" w:type="dxa"/>
-              <w:start w:w="120" w:type="dxa"/>
-              <w:bottom w:w="110" w:type="dxa"/>
-              <w:end w:w="120" w:type="dxa"/>
-            </w:tcMar>
-            <w:shd w:fill="EAF2F8"/>
-          </w:tcPr>
-          <w:p>
-            <w:pPr>
-              <w:keepNext w:val="0"/>
-              <w:spacing w:before="0" w:after="0" w:line="245" w:lineRule="auto"/>
-              <w:jc w:val="left"/>
-            </w:pPr>
-            <w:r>
-              <w:rPr>
-                <w:rFonts w:ascii="DejaVu Sans" w:hAnsi="DejaVu Sans"/>
-                <w:color w:val="000000"/>
-                <w:sz w:val="16"/>
-              </w:rPr>
-              <w:t>Demonstração</w:t>
+            <w:tcW w:type="dxa" w:w="3331"/>
+          </w:tcPr>
+          <w:p>
+            <w:pPr>
+              <w:keepNext w:val="0"/>
+            </w:pPr>
+            <w:r>
+              <w:rPr>
+                <w:sz w:val="18"/>
+              </w:rPr>
+              <w:t>Quando a resposta conhecida se repete</w:t>
+            </w:r>
+          </w:p>
+        </w:tc>
+        <w:tc>
+          <w:tcPr>
+            <w:tcW w:type="dxa" w:w="3331"/>
+          </w:tcPr>
+          <w:p>
+            <w:r>
+              <w:t>Repetição como possibilidade de investigação</w:t>
             </w:r>
           </w:p>
         </w:tc>
       </w:tr>
       <w:tr>
         <w:trPr>
-          <w:cantSplit w:val="true"/>
+          <w:cantSplit/>
         </w:trPr>
         <w:tc>
           <w:tcPr>
-            <w:tcW w:type="dxa" w:w="792"/>
-            <w:vAlign w:val="center"/>
-            <w:tcMar>
-              <w:top w:w="110" w:type="dxa"/>
-              <w:start w:w="120" w:type="dxa"/>
-              <w:bottom w:w="110" w:type="dxa"/>
-              <w:end w:w="120" w:type="dxa"/>
-            </w:tcMar>
-          </w:tcPr>
-          <w:p>
-            <w:pPr>
-              <w:keepNext w:val="0"/>
-              <w:spacing w:before="0" w:after="0" w:line="245" w:lineRule="auto"/>
-              <w:jc w:val="left"/>
-            </w:pPr>
-            <w:r>
-              <w:rPr>
-                <w:rFonts w:ascii="DejaVu Sans" w:hAnsi="DejaVu Sans"/>
-                <w:color w:val="000000"/>
-                <w:sz w:val="16"/>
+            <w:tcW w:type="dxa" w:w="3331"/>
+          </w:tcPr>
+          <w:p>
+            <w:pPr>
+              <w:keepNext w:val="0"/>
+            </w:pPr>
+            <w:r>
+              <w:rPr>
+                <w:sz w:val="18"/>
               </w:rPr>
               <w:t>9</w:t>
             </w:r>
@@ -11822,86 +11545,52 @@
         </w:tc>
         <w:tc>
           <w:tcPr>
-            <w:tcW w:type="dxa" w:w="5976"/>
-            <w:vAlign w:val="center"/>
-            <w:tcMar>
-              <w:top w:w="110" w:type="dxa"/>
-              <w:start w:w="120" w:type="dxa"/>
-              <w:bottom w:w="110" w:type="dxa"/>
-              <w:end w:w="120" w:type="dxa"/>
-            </w:tcMar>
-          </w:tcPr>
-          <w:p>
-            <w:pPr>
-              <w:keepNext w:val="0"/>
-              <w:spacing w:before="0" w:after="0" w:line="245" w:lineRule="auto"/>
-              <w:jc w:val="left"/>
-            </w:pPr>
-            <w:r>
-              <w:rPr>
-                <w:rFonts w:ascii="DejaVu Sans" w:hAnsi="DejaVu Sans"/>
-                <w:color w:val="000000"/>
-                <w:sz w:val="16"/>
-              </w:rPr>
-              <w:t>Fato ativação interpretação resposta</w:t>
-            </w:r>
-          </w:p>
-        </w:tc>
-        <w:tc>
-          <w:tcPr>
-            <w:tcW w:type="dxa" w:w="3744"/>
-            <w:vAlign w:val="center"/>
-            <w:tcMar>
-              <w:top w:w="110" w:type="dxa"/>
-              <w:start w:w="120" w:type="dxa"/>
-              <w:bottom w:w="110" w:type="dxa"/>
-              <w:end w:w="120" w:type="dxa"/>
-            </w:tcMar>
-          </w:tcPr>
-          <w:p>
-            <w:pPr>
-              <w:keepNext w:val="0"/>
-              <w:spacing w:before="0" w:after="0" w:line="245" w:lineRule="auto"/>
-              <w:jc w:val="left"/>
-            </w:pPr>
-            <w:r>
-              <w:rPr>
-                <w:rFonts w:ascii="DejaVu Sans" w:hAnsi="DejaVu Sans"/>
-                <w:color w:val="000000"/>
-                <w:sz w:val="16"/>
-              </w:rPr>
-              <w:t>Virada do caso</w:t>
+            <w:tcW w:type="dxa" w:w="3331"/>
+          </w:tcPr>
+          <w:p>
+            <w:pPr>
+              <w:keepNext w:val="0"/>
+            </w:pPr>
+            <w:r>
+              <w:rPr>
+                <w:sz w:val="18"/>
+              </w:rPr>
+              <w:t>O custo aparece na vida</w:t>
+            </w:r>
+          </w:p>
+        </w:tc>
+        <w:tc>
+          <w:tcPr>
+            <w:tcW w:type="dxa" w:w="3331"/>
+          </w:tcPr>
+          <w:p>
+            <w:pPr>
+              <w:keepNext w:val="0"/>
+            </w:pPr>
+            <w:r>
+              <w:rPr>
+                <w:sz w:val="18"/>
+              </w:rPr>
+              <w:t>Consequências e participação</w:t>
             </w:r>
           </w:p>
         </w:tc>
       </w:tr>
       <w:tr>
         <w:trPr>
-          <w:cantSplit w:val="true"/>
+          <w:cantSplit/>
         </w:trPr>
         <w:tc>
           <w:tcPr>
-            <w:tcW w:type="dxa" w:w="792"/>
-            <w:vAlign w:val="center"/>
-            <w:tcMar>
-              <w:top w:w="110" w:type="dxa"/>
-              <w:start w:w="120" w:type="dxa"/>
-              <w:bottom w:w="110" w:type="dxa"/>
-              <w:end w:w="120" w:type="dxa"/>
-            </w:tcMar>
-            <w:shd w:fill="EAF2F8"/>
-          </w:tcPr>
-          <w:p>
-            <w:pPr>
-              <w:keepNext w:val="0"/>
-              <w:spacing w:before="0" w:after="0" w:line="245" w:lineRule="auto"/>
-              <w:jc w:val="left"/>
-            </w:pPr>
-            <w:r>
-              <w:rPr>
-                <w:rFonts w:ascii="DejaVu Sans" w:hAnsi="DejaVu Sans"/>
-                <w:color w:val="000000"/>
-                <w:sz w:val="16"/>
+            <w:tcW w:type="dxa" w:w="3331"/>
+          </w:tcPr>
+          <w:p>
+            <w:pPr>
+              <w:keepNext w:val="0"/>
+            </w:pPr>
+            <w:r>
+              <w:rPr>
+                <w:sz w:val="18"/>
               </w:rPr>
               <w:t>10</w:t>
             </w:r>
@@ -11909,87 +11598,52 @@
         </w:tc>
         <w:tc>
           <w:tcPr>
-            <w:tcW w:type="dxa" w:w="5976"/>
-            <w:vAlign w:val="center"/>
-            <w:tcMar>
-              <w:top w:w="110" w:type="dxa"/>
-              <w:start w:w="120" w:type="dxa"/>
-              <w:bottom w:w="110" w:type="dxa"/>
-              <w:end w:w="120" w:type="dxa"/>
-            </w:tcMar>
-            <w:shd w:fill="EAF2F8"/>
-          </w:tcPr>
-          <w:p>
-            <w:pPr>
-              <w:keepNext w:val="0"/>
-              <w:spacing w:before="0" w:after="0" w:line="245" w:lineRule="auto"/>
-              <w:jc w:val="left"/>
-            </w:pPr>
-            <w:r>
-              <w:rPr>
-                <w:rFonts w:ascii="DejaVu Sans" w:hAnsi="DejaVu Sans"/>
-                <w:color w:val="000000"/>
-                <w:sz w:val="16"/>
-              </w:rPr>
-              <w:t>Saber não é ainda ter acesso</w:t>
-            </w:r>
-          </w:p>
-        </w:tc>
-        <w:tc>
-          <w:tcPr>
-            <w:tcW w:type="dxa" w:w="3744"/>
-            <w:vAlign w:val="center"/>
-            <w:tcMar>
-              <w:top w:w="110" w:type="dxa"/>
-              <w:start w:w="120" w:type="dxa"/>
-              <w:bottom w:w="110" w:type="dxa"/>
-              <w:end w:w="120" w:type="dxa"/>
-            </w:tcMar>
-            <w:shd w:fill="EAF2F8"/>
-          </w:tcPr>
-          <w:p>
-            <w:pPr>
-              <w:keepNext w:val="0"/>
-              <w:spacing w:before="0" w:after="0" w:line="245" w:lineRule="auto"/>
-              <w:jc w:val="left"/>
-            </w:pPr>
-            <w:r>
-              <w:rPr>
-                <w:rFonts w:ascii="DejaVu Sans" w:hAnsi="DejaVu Sans"/>
-                <w:color w:val="000000"/>
-                <w:sz w:val="16"/>
-              </w:rPr>
-              <w:t>Big Idea</w:t>
+            <w:tcW w:type="dxa" w:w="3331"/>
+          </w:tcPr>
+          <w:p>
+            <w:pPr>
+              <w:keepNext w:val="0"/>
+            </w:pPr>
+            <w:r>
+              <w:rPr>
+                <w:sz w:val="18"/>
+              </w:rPr>
+              <w:t>Onde ainda posso participar?</w:t>
+            </w:r>
+          </w:p>
+        </w:tc>
+        <w:tc>
+          <w:tcPr>
+            <w:tcW w:type="dxa" w:w="3331"/>
+          </w:tcPr>
+          <w:p>
+            <w:pPr>
+              <w:keepNext w:val="0"/>
+            </w:pPr>
+            <w:r>
+              <w:rPr>
+                <w:sz w:val="18"/>
+              </w:rPr>
+              <w:t>Consequências e participação</w:t>
             </w:r>
           </w:p>
         </w:tc>
       </w:tr>
       <w:tr>
         <w:trPr>
-          <w:cantSplit w:val="true"/>
+          <w:cantSplit/>
         </w:trPr>
         <w:tc>
           <w:tcPr>
-            <w:tcW w:type="dxa" w:w="792"/>
-            <w:vAlign w:val="center"/>
-            <w:tcMar>
-              <w:top w:w="110" w:type="dxa"/>
-              <w:start w:w="120" w:type="dxa"/>
-              <w:bottom w:w="110" w:type="dxa"/>
-              <w:end w:w="120" w:type="dxa"/>
-            </w:tcMar>
-          </w:tcPr>
-          <w:p>
-            <w:pPr>
-              <w:keepNext w:val="0"/>
-              <w:spacing w:before="0" w:after="0" w:line="245" w:lineRule="auto"/>
-              <w:jc w:val="left"/>
-            </w:pPr>
-            <w:r>
-              <w:rPr>
-                <w:rFonts w:ascii="DejaVu Sans" w:hAnsi="DejaVu Sans"/>
-                <w:color w:val="000000"/>
-                <w:sz w:val="16"/>
+            <w:tcW w:type="dxa" w:w="3331"/>
+          </w:tcPr>
+          <w:p>
+            <w:pPr>
+              <w:keepNext w:val="0"/>
+            </w:pPr>
+            <w:r>
+              <w:rPr>
+                <w:sz w:val="18"/>
               </w:rPr>
               <w:t>11</w:t>
             </w:r>
@@ -11997,86 +11651,52 @@
         </w:tc>
         <w:tc>
           <w:tcPr>
-            <w:tcW w:type="dxa" w:w="5976"/>
-            <w:vAlign w:val="center"/>
-            <w:tcMar>
-              <w:top w:w="110" w:type="dxa"/>
-              <w:start w:w="120" w:type="dxa"/>
-              <w:bottom w:w="110" w:type="dxa"/>
-              <w:end w:w="120" w:type="dxa"/>
-            </w:tcMar>
-          </w:tcPr>
-          <w:p>
-            <w:pPr>
-              <w:keepNext w:val="0"/>
-              <w:spacing w:before="0" w:after="0" w:line="245" w:lineRule="auto"/>
-              <w:jc w:val="left"/>
-            </w:pPr>
-            <w:r>
-              <w:rPr>
-                <w:rFonts w:ascii="DejaVu Sans" w:hAnsi="DejaVu Sans"/>
-                <w:color w:val="000000"/>
-                <w:sz w:val="16"/>
-              </w:rPr>
-              <w:t>Ensinamento 1</w:t>
-            </w:r>
-          </w:p>
-        </w:tc>
-        <w:tc>
-          <w:tcPr>
-            <w:tcW w:type="dxa" w:w="3744"/>
-            <w:vAlign w:val="center"/>
-            <w:tcMar>
-              <w:top w:w="110" w:type="dxa"/>
-              <w:start w:w="120" w:type="dxa"/>
-              <w:bottom w:w="110" w:type="dxa"/>
-              <w:end w:w="120" w:type="dxa"/>
-            </w:tcMar>
-          </w:tcPr>
-          <w:p>
-            <w:pPr>
-              <w:keepNext w:val="0"/>
-              <w:spacing w:before="0" w:after="0" w:line="245" w:lineRule="auto"/>
-              <w:jc w:val="left"/>
-            </w:pPr>
-            <w:r>
-              <w:rPr>
-                <w:rFonts w:ascii="DejaVu Sans" w:hAnsi="DejaVu Sans"/>
-                <w:color w:val="000000"/>
-                <w:sz w:val="16"/>
-              </w:rPr>
-              <w:t>Disponibilidade varia</w:t>
+            <w:tcW w:type="dxa" w:w="3331"/>
+          </w:tcPr>
+          <w:p>
+            <w:pPr>
+              <w:keepNext w:val="0"/>
+            </w:pPr>
+            <w:r>
+              <w:rPr>
+                <w:sz w:val="18"/>
+              </w:rPr>
+              <w:t>A mensagem ainda não foi respondida</w:t>
+            </w:r>
+          </w:p>
+        </w:tc>
+        <w:tc>
+          <w:tcPr>
+            <w:tcW w:type="dxa" w:w="3331"/>
+          </w:tcPr>
+          <w:p>
+            <w:pPr>
+              <w:keepNext w:val="0"/>
+            </w:pPr>
+            <w:r>
+              <w:rPr>
+                <w:sz w:val="18"/>
+              </w:rPr>
+              <w:t>Caso demonstrativo composto</w:t>
             </w:r>
           </w:p>
         </w:tc>
       </w:tr>
       <w:tr>
         <w:trPr>
-          <w:cantSplit w:val="true"/>
+          <w:cantSplit/>
         </w:trPr>
         <w:tc>
           <w:tcPr>
-            <w:tcW w:type="dxa" w:w="792"/>
-            <w:vAlign w:val="center"/>
-            <w:tcMar>
-              <w:top w:w="110" w:type="dxa"/>
-              <w:start w:w="120" w:type="dxa"/>
-              <w:bottom w:w="110" w:type="dxa"/>
-              <w:end w:w="120" w:type="dxa"/>
-            </w:tcMar>
-            <w:shd w:fill="EAF2F8"/>
-          </w:tcPr>
-          <w:p>
-            <w:pPr>
-              <w:keepNext w:val="0"/>
-              <w:spacing w:before="0" w:after="0" w:line="245" w:lineRule="auto"/>
-              <w:jc w:val="left"/>
-            </w:pPr>
-            <w:r>
-              <w:rPr>
-                <w:rFonts w:ascii="DejaVu Sans" w:hAnsi="DejaVu Sans"/>
-                <w:color w:val="000000"/>
-                <w:sz w:val="16"/>
+            <w:tcW w:type="dxa" w:w="3331"/>
+          </w:tcPr>
+          <w:p>
+            <w:pPr>
+              <w:keepNext w:val="0"/>
+            </w:pPr>
+            <w:r>
+              <w:rPr>
+                <w:sz w:val="18"/>
               </w:rPr>
               <w:t>12</w:t>
             </w:r>
@@ -12084,87 +11704,52 @@
         </w:tc>
         <w:tc>
           <w:tcPr>
-            <w:tcW w:type="dxa" w:w="5976"/>
-            <w:vAlign w:val="center"/>
-            <w:tcMar>
-              <w:top w:w="110" w:type="dxa"/>
-              <w:start w:w="120" w:type="dxa"/>
-              <w:bottom w:w="110" w:type="dxa"/>
-              <w:end w:w="120" w:type="dxa"/>
-            </w:tcMar>
-            <w:shd w:fill="EAF2F8"/>
-          </w:tcPr>
-          <w:p>
-            <w:pPr>
-              <w:keepNext w:val="0"/>
-              <w:spacing w:before="0" w:after="0" w:line="245" w:lineRule="auto"/>
-              <w:jc w:val="left"/>
-            </w:pPr>
-            <w:r>
-              <w:rPr>
-                <w:rFonts w:ascii="DejaVu Sans" w:hAnsi="DejaVu Sans"/>
-                <w:color w:val="000000"/>
-                <w:sz w:val="16"/>
-              </w:rPr>
-              <w:t>Competência incorporada</w:t>
-            </w:r>
-          </w:p>
-        </w:tc>
-        <w:tc>
-          <w:tcPr>
-            <w:tcW w:type="dxa" w:w="3744"/>
-            <w:vAlign w:val="center"/>
-            <w:tcMar>
-              <w:top w:w="110" w:type="dxa"/>
-              <w:start w:w="120" w:type="dxa"/>
-              <w:bottom w:w="110" w:type="dxa"/>
-              <w:end w:w="120" w:type="dxa"/>
-            </w:tcMar>
-            <w:shd w:fill="EAF2F8"/>
-          </w:tcPr>
-          <w:p>
-            <w:pPr>
-              <w:keepNext w:val="0"/>
-              <w:spacing w:before="0" w:after="0" w:line="245" w:lineRule="auto"/>
-              <w:jc w:val="left"/>
-            </w:pPr>
-            <w:r>
-              <w:rPr>
-                <w:rFonts w:ascii="DejaVu Sans" w:hAnsi="DejaVu Sans"/>
-                <w:color w:val="000000"/>
-                <w:sz w:val="16"/>
-              </w:rPr>
-              <w:t>Aprofundamento</w:t>
+            <w:tcW w:type="dxa" w:w="3331"/>
+          </w:tcPr>
+          <w:p>
+            <w:pPr>
+              <w:keepNext w:val="0"/>
+            </w:pPr>
+            <w:r>
+              <w:rPr>
+                <w:sz w:val="18"/>
+              </w:rPr>
+              <w:t>“Está me rejeitando.”</w:t>
+            </w:r>
+          </w:p>
+        </w:tc>
+        <w:tc>
+          <w:tcPr>
+            <w:tcW w:type="dxa" w:w="3331"/>
+          </w:tcPr>
+          <w:p>
+            <w:pPr>
+              <w:keepNext w:val="0"/>
+            </w:pPr>
+            <w:r>
+              <w:rPr>
+                <w:sz w:val="18"/>
+              </w:rPr>
+              <w:t>Caso demonstrativo composto</w:t>
             </w:r>
           </w:p>
         </w:tc>
       </w:tr>
       <w:tr>
         <w:trPr>
-          <w:cantSplit w:val="true"/>
+          <w:cantSplit/>
         </w:trPr>
         <w:tc>
           <w:tcPr>
-            <w:tcW w:type="dxa" w:w="792"/>
-            <w:vAlign w:val="center"/>
-            <w:tcMar>
-              <w:top w:w="110" w:type="dxa"/>
-              <w:start w:w="120" w:type="dxa"/>
-              <w:bottom w:w="110" w:type="dxa"/>
-              <w:end w:w="120" w:type="dxa"/>
-            </w:tcMar>
-          </w:tcPr>
-          <w:p>
-            <w:pPr>
-              <w:keepNext w:val="0"/>
-              <w:spacing w:before="0" w:after="0" w:line="245" w:lineRule="auto"/>
-              <w:jc w:val="left"/>
-            </w:pPr>
-            <w:r>
-              <w:rPr>
-                <w:rFonts w:ascii="DejaVu Sans" w:hAnsi="DejaVu Sans"/>
-                <w:color w:val="000000"/>
-                <w:sz w:val="16"/>
+            <w:tcW w:type="dxa" w:w="3331"/>
+          </w:tcPr>
+          <w:p>
+            <w:pPr>
+              <w:keepNext w:val="0"/>
+            </w:pPr>
+            <w:r>
+              <w:rPr>
+                <w:sz w:val="18"/>
               </w:rPr>
               <w:t>13</w:t>
             </w:r>
@@ -12172,86 +11757,52 @@
         </w:tc>
         <w:tc>
           <w:tcPr>
-            <w:tcW w:type="dxa" w:w="5976"/>
-            <w:vAlign w:val="center"/>
-            <w:tcMar>
-              <w:top w:w="110" w:type="dxa"/>
-              <w:start w:w="120" w:type="dxa"/>
-              <w:bottom w:w="110" w:type="dxa"/>
-              <w:end w:w="120" w:type="dxa"/>
-            </w:tcMar>
-          </w:tcPr>
-          <w:p>
-            <w:pPr>
-              <w:keepNext w:val="0"/>
-              <w:spacing w:before="0" w:after="0" w:line="245" w:lineRule="auto"/>
-              <w:jc w:val="left"/>
-            </w:pPr>
-            <w:r>
-              <w:rPr>
-                <w:rFonts w:ascii="DejaVu Sans" w:hAnsi="DejaVu Sans"/>
-                <w:color w:val="000000"/>
-                <w:sz w:val="16"/>
-              </w:rPr>
-              <w:t>As cinco dimensões</w:t>
-            </w:r>
-          </w:p>
-        </w:tc>
-        <w:tc>
-          <w:tcPr>
-            <w:tcW w:type="dxa" w:w="3744"/>
-            <w:vAlign w:val="center"/>
-            <w:tcMar>
-              <w:top w:w="110" w:type="dxa"/>
-              <w:start w:w="120" w:type="dxa"/>
-              <w:bottom w:w="110" w:type="dxa"/>
-              <w:end w:w="120" w:type="dxa"/>
-            </w:tcMar>
-          </w:tcPr>
-          <w:p>
-            <w:pPr>
-              <w:keepNext w:val="0"/>
-              <w:spacing w:before="0" w:after="0" w:line="245" w:lineRule="auto"/>
-              <w:jc w:val="left"/>
-            </w:pPr>
-            <w:r>
-              <w:rPr>
-                <w:rFonts w:ascii="DejaVu Sans" w:hAnsi="DejaVu Sans"/>
-                <w:color w:val="000000"/>
-                <w:sz w:val="16"/>
-              </w:rPr>
-              <w:t>Multidimensionalidade</w:t>
+            <w:tcW w:type="dxa" w:w="3331"/>
+          </w:tcPr>
+          <w:p>
+            <w:pPr>
+              <w:keepNext w:val="0"/>
+            </w:pPr>
+            <w:r>
+              <w:rPr>
+                <w:sz w:val="18"/>
+              </w:rPr>
+              <w:t>O que parecia uma certeza tem partes</w:t>
+            </w:r>
+          </w:p>
+        </w:tc>
+        <w:tc>
+          <w:tcPr>
+            <w:tcW w:type="dxa" w:w="3331"/>
+          </w:tcPr>
+          <w:p>
+            <w:pPr>
+              <w:keepNext w:val="0"/>
+            </w:pPr>
+            <w:r>
+              <w:rPr>
+                <w:sz w:val="18"/>
+              </w:rPr>
+              <w:t>Caso demonstrativo composto</w:t>
             </w:r>
           </w:p>
         </w:tc>
       </w:tr>
       <w:tr>
         <w:trPr>
-          <w:cantSplit w:val="true"/>
+          <w:cantSplit/>
         </w:trPr>
         <w:tc>
           <w:tcPr>
-            <w:tcW w:type="dxa" w:w="792"/>
-            <w:vAlign w:val="center"/>
-            <w:tcMar>
-              <w:top w:w="110" w:type="dxa"/>
-              <w:start w:w="120" w:type="dxa"/>
-              <w:bottom w:w="110" w:type="dxa"/>
-              <w:end w:w="120" w:type="dxa"/>
-            </w:tcMar>
-            <w:shd w:fill="EAF2F8"/>
-          </w:tcPr>
-          <w:p>
-            <w:pPr>
-              <w:keepNext w:val="0"/>
-              <w:spacing w:before="0" w:after="0" w:line="245" w:lineRule="auto"/>
-              <w:jc w:val="left"/>
-            </w:pPr>
-            <w:r>
-              <w:rPr>
-                <w:rFonts w:ascii="DejaVu Sans" w:hAnsi="DejaVu Sans"/>
-                <w:color w:val="000000"/>
-                <w:sz w:val="16"/>
+            <w:tcW w:type="dxa" w:w="3331"/>
+          </w:tcPr>
+          <w:p>
+            <w:pPr>
+              <w:keepNext w:val="0"/>
+            </w:pPr>
+            <w:r>
+              <w:rPr>
+                <w:sz w:val="18"/>
               </w:rPr>
               <w:t>14</w:t>
             </w:r>
@@ -12259,87 +11810,52 @@
         </w:tc>
         <w:tc>
           <w:tcPr>
-            <w:tcW w:type="dxa" w:w="5976"/>
-            <w:vAlign w:val="center"/>
-            <w:tcMar>
-              <w:top w:w="110" w:type="dxa"/>
-              <w:start w:w="120" w:type="dxa"/>
-              <w:bottom w:w="110" w:type="dxa"/>
-              <w:end w:w="120" w:type="dxa"/>
-            </w:tcMar>
-            <w:shd w:fill="EAF2F8"/>
-          </w:tcPr>
-          <w:p>
-            <w:pPr>
-              <w:keepNext w:val="0"/>
-              <w:spacing w:before="0" w:after="0" w:line="245" w:lineRule="auto"/>
-              <w:jc w:val="left"/>
-            </w:pPr>
-            <w:r>
-              <w:rPr>
-                <w:rFonts w:ascii="DejaVu Sans" w:hAnsi="DejaVu Sans"/>
-                <w:color w:val="000000"/>
-                <w:sz w:val="16"/>
-              </w:rPr>
-              <w:t>Diferenciar sem fragmentar</w:t>
-            </w:r>
-          </w:p>
-        </w:tc>
-        <w:tc>
-          <w:tcPr>
-            <w:tcW w:type="dxa" w:w="3744"/>
-            <w:vAlign w:val="center"/>
-            <w:tcMar>
-              <w:top w:w="110" w:type="dxa"/>
-              <w:start w:w="120" w:type="dxa"/>
-              <w:bottom w:w="110" w:type="dxa"/>
-              <w:end w:w="120" w:type="dxa"/>
-            </w:tcMar>
-            <w:shd w:fill="EAF2F8"/>
-          </w:tcPr>
-          <w:p>
-            <w:pPr>
-              <w:keepNext w:val="0"/>
-              <w:spacing w:before="0" w:after="0" w:line="245" w:lineRule="auto"/>
-              <w:jc w:val="left"/>
-            </w:pPr>
-            <w:r>
-              <w:rPr>
-                <w:rFonts w:ascii="DejaVu Sans" w:hAnsi="DejaVu Sans"/>
-                <w:color w:val="000000"/>
-                <w:sz w:val="16"/>
-              </w:rPr>
-              <w:t>Princípio</w:t>
+            <w:tcW w:type="dxa" w:w="3331"/>
+          </w:tcPr>
+          <w:p>
+            <w:pPr>
+              <w:keepNext w:val="0"/>
+            </w:pPr>
+            <w:r>
+              <w:rPr>
+                <w:sz w:val="18"/>
+              </w:rPr>
+              <w:t>O que ainda não sabemos?</w:t>
+            </w:r>
+          </w:p>
+        </w:tc>
+        <w:tc>
+          <w:tcPr>
+            <w:tcW w:type="dxa" w:w="3331"/>
+          </w:tcPr>
+          <w:p>
+            <w:pPr>
+              <w:keepNext w:val="0"/>
+            </w:pPr>
+            <w:r>
+              <w:rPr>
+                <w:sz w:val="18"/>
+              </w:rPr>
+              <w:t>Caso demonstrativo composto</w:t>
             </w:r>
           </w:p>
         </w:tc>
       </w:tr>
       <w:tr>
         <w:trPr>
-          <w:cantSplit w:val="true"/>
+          <w:cantSplit/>
         </w:trPr>
         <w:tc>
           <w:tcPr>
-            <w:tcW w:type="dxa" w:w="792"/>
-            <w:vAlign w:val="center"/>
-            <w:tcMar>
-              <w:top w:w="110" w:type="dxa"/>
-              <w:start w:w="120" w:type="dxa"/>
-              <w:bottom w:w="110" w:type="dxa"/>
-              <w:end w:w="120" w:type="dxa"/>
-            </w:tcMar>
-          </w:tcPr>
-          <w:p>
-            <w:pPr>
-              <w:keepNext w:val="0"/>
-              <w:spacing w:before="0" w:after="0" w:line="245" w:lineRule="auto"/>
-              <w:jc w:val="left"/>
-            </w:pPr>
-            <w:r>
-              <w:rPr>
-                <w:rFonts w:ascii="DejaVu Sans" w:hAnsi="DejaVu Sans"/>
-                <w:color w:val="000000"/>
-                <w:sz w:val="16"/>
+            <w:tcW w:type="dxa" w:w="3331"/>
+          </w:tcPr>
+          <w:p>
+            <w:pPr>
+              <w:keepNext w:val="0"/>
+            </w:pPr>
+            <w:r>
+              <w:rPr>
+                <w:sz w:val="18"/>
               </w:rPr>
               <w:t>15</w:t>
             </w:r>
@@ -12347,86 +11863,52 @@
         </w:tc>
         <w:tc>
           <w:tcPr>
-            <w:tcW w:type="dxa" w:w="5976"/>
-            <w:vAlign w:val="center"/>
-            <w:tcMar>
-              <w:top w:w="110" w:type="dxa"/>
-              <w:start w:w="120" w:type="dxa"/>
-              <w:bottom w:w="110" w:type="dxa"/>
-              <w:end w:w="120" w:type="dxa"/>
-            </w:tcMar>
-          </w:tcPr>
-          <w:p>
-            <w:pPr>
-              <w:keepNext w:val="0"/>
-              <w:spacing w:before="0" w:after="0" w:line="245" w:lineRule="auto"/>
-              <w:jc w:val="left"/>
-            </w:pPr>
-            <w:r>
-              <w:rPr>
-                <w:rFonts w:ascii="DejaVu Sans" w:hAnsi="DejaVu Sans"/>
-                <w:color w:val="000000"/>
-                <w:sz w:val="16"/>
-              </w:rPr>
-              <w:t>Tradução da Experiência Humana</w:t>
-            </w:r>
-          </w:p>
-        </w:tc>
-        <w:tc>
-          <w:tcPr>
-            <w:tcW w:type="dxa" w:w="3744"/>
-            <w:vAlign w:val="center"/>
-            <w:tcMar>
-              <w:top w:w="110" w:type="dxa"/>
-              <w:start w:w="120" w:type="dxa"/>
-              <w:bottom w:w="110" w:type="dxa"/>
-              <w:end w:w="120" w:type="dxa"/>
-            </w:tcMar>
-          </w:tcPr>
-          <w:p>
-            <w:pPr>
-              <w:keepNext w:val="0"/>
-              <w:spacing w:before="0" w:after="0" w:line="245" w:lineRule="auto"/>
-              <w:jc w:val="left"/>
-            </w:pPr>
-            <w:r>
-              <w:rPr>
-                <w:rFonts w:ascii="DejaVu Sans" w:hAnsi="DejaVu Sans"/>
-                <w:color w:val="000000"/>
-                <w:sz w:val="16"/>
-              </w:rPr>
-              <w:t>Mecanismo</w:t>
+            <w:tcW w:type="dxa" w:w="3331"/>
+          </w:tcPr>
+          <w:p>
+            <w:pPr>
+              <w:keepNext w:val="0"/>
+            </w:pPr>
+            <w:r>
+              <w:rPr>
+                <w:sz w:val="18"/>
+              </w:rPr>
+              <w:t>Saber não é ainda ter acesso</w:t>
+            </w:r>
+          </w:p>
+        </w:tc>
+        <w:tc>
+          <w:tcPr>
+            <w:tcW w:type="dxa" w:w="3331"/>
+          </w:tcPr>
+          <w:p>
+            <w:pPr>
+              <w:keepNext w:val="0"/>
+            </w:pPr>
+            <w:r>
+              <w:rPr>
+                <w:sz w:val="18"/>
+              </w:rPr>
+              <w:t>Conteúdo e aplicação</w:t>
             </w:r>
           </w:p>
         </w:tc>
       </w:tr>
       <w:tr>
         <w:trPr>
-          <w:cantSplit w:val="true"/>
+          <w:cantSplit/>
         </w:trPr>
         <w:tc>
           <w:tcPr>
-            <w:tcW w:type="dxa" w:w="792"/>
-            <w:vAlign w:val="center"/>
-            <w:tcMar>
-              <w:top w:w="110" w:type="dxa"/>
-              <w:start w:w="120" w:type="dxa"/>
-              <w:bottom w:w="110" w:type="dxa"/>
-              <w:end w:w="120" w:type="dxa"/>
-            </w:tcMar>
-            <w:shd w:fill="EAF2F8"/>
-          </w:tcPr>
-          <w:p>
-            <w:pPr>
-              <w:keepNext w:val="0"/>
-              <w:spacing w:before="0" w:after="0" w:line="245" w:lineRule="auto"/>
-              <w:jc w:val="left"/>
-            </w:pPr>
-            <w:r>
-              <w:rPr>
-                <w:rFonts w:ascii="DejaVu Sans" w:hAnsi="DejaVu Sans"/>
-                <w:color w:val="000000"/>
-                <w:sz w:val="16"/>
+            <w:tcW w:type="dxa" w:w="3331"/>
+          </w:tcPr>
+          <w:p>
+            <w:pPr>
+              <w:keepNext w:val="0"/>
+            </w:pPr>
+            <w:r>
+              <w:rPr>
+                <w:sz w:val="18"/>
               </w:rPr>
               <w:t>16</w:t>
             </w:r>
@@ -12434,87 +11916,52 @@
         </w:tc>
         <w:tc>
           <w:tcPr>
-            <w:tcW w:type="dxa" w:w="5976"/>
-            <w:vAlign w:val="center"/>
-            <w:tcMar>
-              <w:top w:w="110" w:type="dxa"/>
-              <w:start w:w="120" w:type="dxa"/>
-              <w:bottom w:w="110" w:type="dxa"/>
-              <w:end w:w="120" w:type="dxa"/>
-            </w:tcMar>
-            <w:shd w:fill="EAF2F8"/>
-          </w:tcPr>
-          <w:p>
-            <w:pPr>
-              <w:keepNext w:val="0"/>
-              <w:spacing w:before="0" w:after="0" w:line="245" w:lineRule="auto"/>
-              <w:jc w:val="left"/>
-            </w:pPr>
-            <w:r>
-              <w:rPr>
-                <w:rFonts w:ascii="DejaVu Sans" w:hAnsi="DejaVu Sans"/>
-                <w:color w:val="000000"/>
-                <w:sz w:val="16"/>
-              </w:rPr>
-              <w:t>Mapa de Acesso em cinco perguntas</w:t>
-            </w:r>
-          </w:p>
-        </w:tc>
-        <w:tc>
-          <w:tcPr>
-            <w:tcW w:type="dxa" w:w="3744"/>
-            <w:vAlign w:val="center"/>
-            <w:tcMar>
-              <w:top w:w="110" w:type="dxa"/>
-              <w:start w:w="120" w:type="dxa"/>
-              <w:bottom w:w="110" w:type="dxa"/>
-              <w:end w:w="120" w:type="dxa"/>
-            </w:tcMar>
-            <w:shd w:fill="EAF2F8"/>
-          </w:tcPr>
-          <w:p>
-            <w:pPr>
-              <w:keepNext w:val="0"/>
-              <w:spacing w:before="0" w:after="0" w:line="245" w:lineRule="auto"/>
-              <w:jc w:val="left"/>
-            </w:pPr>
-            <w:r>
-              <w:rPr>
-                <w:rFonts w:ascii="DejaVu Sans" w:hAnsi="DejaVu Sans"/>
-                <w:color w:val="000000"/>
-                <w:sz w:val="16"/>
-              </w:rPr>
-              <w:t>Aplicação</w:t>
+            <w:tcW w:type="dxa" w:w="3331"/>
+          </w:tcPr>
+          <w:p>
+            <w:pPr>
+              <w:keepNext w:val="0"/>
+            </w:pPr>
+            <w:r>
+              <w:rPr>
+                <w:sz w:val="18"/>
+              </w:rPr>
+              <w:t>O acesso varia com as condições</w:t>
+            </w:r>
+          </w:p>
+        </w:tc>
+        <w:tc>
+          <w:tcPr>
+            <w:tcW w:type="dxa" w:w="3331"/>
+          </w:tcPr>
+          <w:p>
+            <w:pPr>
+              <w:keepNext w:val="0"/>
+            </w:pPr>
+            <w:r>
+              <w:rPr>
+                <w:sz w:val="18"/>
+              </w:rPr>
+              <w:t>Conteúdo e aplicação</w:t>
             </w:r>
           </w:p>
         </w:tc>
       </w:tr>
       <w:tr>
         <w:trPr>
-          <w:cantSplit w:val="true"/>
+          <w:cantSplit/>
         </w:trPr>
         <w:tc>
           <w:tcPr>
-            <w:tcW w:type="dxa" w:w="792"/>
-            <w:vAlign w:val="center"/>
-            <w:tcMar>
-              <w:top w:w="110" w:type="dxa"/>
-              <w:start w:w="120" w:type="dxa"/>
-              <w:bottom w:w="110" w:type="dxa"/>
-              <w:end w:w="120" w:type="dxa"/>
-            </w:tcMar>
-          </w:tcPr>
-          <w:p>
-            <w:pPr>
-              <w:keepNext w:val="0"/>
-              <w:spacing w:before="0" w:after="0" w:line="245" w:lineRule="auto"/>
-              <w:jc w:val="left"/>
-            </w:pPr>
-            <w:r>
-              <w:rPr>
-                <w:rFonts w:ascii="DejaVu Sans" w:hAnsi="DejaVu Sans"/>
-                <w:color w:val="000000"/>
-                <w:sz w:val="16"/>
+            <w:tcW w:type="dxa" w:w="3331"/>
+          </w:tcPr>
+          <w:p>
+            <w:pPr>
+              <w:keepNext w:val="0"/>
+            </w:pPr>
+            <w:r>
+              <w:rPr>
+                <w:sz w:val="18"/>
               </w:rPr>
               <w:t>17</w:t>
             </w:r>
@@ -12522,86 +11969,40 @@
         </w:tc>
         <w:tc>
           <w:tcPr>
-            <w:tcW w:type="dxa" w:w="5976"/>
-            <w:vAlign w:val="center"/>
-            <w:tcMar>
-              <w:top w:w="110" w:type="dxa"/>
-              <w:start w:w="120" w:type="dxa"/>
-              <w:bottom w:w="110" w:type="dxa"/>
-              <w:end w:w="120" w:type="dxa"/>
-            </w:tcMar>
-          </w:tcPr>
-          <w:p>
-            <w:pPr>
-              <w:keepNext w:val="0"/>
-              <w:spacing w:before="0" w:after="0" w:line="245" w:lineRule="auto"/>
-              <w:jc w:val="left"/>
-            </w:pPr>
-            <w:r>
-              <w:rPr>
-                <w:rFonts w:ascii="DejaVu Sans" w:hAnsi="DejaVu Sans"/>
-                <w:color w:val="000000"/>
-                <w:sz w:val="16"/>
-              </w:rPr>
-              <w:t>Escolha e segurança da prática</w:t>
-            </w:r>
-          </w:p>
-        </w:tc>
-        <w:tc>
-          <w:tcPr>
-            <w:tcW w:type="dxa" w:w="3744"/>
-            <w:vAlign w:val="center"/>
-            <w:tcMar>
-              <w:top w:w="110" w:type="dxa"/>
-              <w:start w:w="120" w:type="dxa"/>
-              <w:bottom w:w="110" w:type="dxa"/>
-              <w:end w:w="120" w:type="dxa"/>
-            </w:tcMar>
-          </w:tcPr>
-          <w:p>
-            <w:pPr>
-              <w:keepNext w:val="0"/>
-              <w:spacing w:before="0" w:after="0" w:line="245" w:lineRule="auto"/>
-              <w:jc w:val="left"/>
-            </w:pPr>
-            <w:r>
-              <w:rPr>
-                <w:rFonts w:ascii="DejaVu Sans" w:hAnsi="DejaVu Sans"/>
-                <w:color w:val="000000"/>
-                <w:sz w:val="16"/>
-              </w:rPr>
-              <w:t>Consentimento</w:t>
+            <w:tcW w:type="dxa" w:w="3331"/>
+          </w:tcPr>
+          <w:p>
+            <w:r>
+              <w:t>A transformação como trabalho artesanal</w:t>
+            </w:r>
+          </w:p>
+        </w:tc>
+        <w:tc>
+          <w:tcPr>
+            <w:tcW w:type="dxa" w:w="3331"/>
+          </w:tcPr>
+          <w:p>
+            <w:r>
+              <w:t>Cultivo singular e condições de participação</w:t>
             </w:r>
           </w:p>
         </w:tc>
       </w:tr>
       <w:tr>
         <w:trPr>
-          <w:cantSplit w:val="true"/>
+          <w:cantSplit/>
         </w:trPr>
         <w:tc>
           <w:tcPr>
-            <w:tcW w:type="dxa" w:w="792"/>
-            <w:vAlign w:val="center"/>
-            <w:tcMar>
-              <w:top w:w="110" w:type="dxa"/>
-              <w:start w:w="120" w:type="dxa"/>
-              <w:bottom w:w="110" w:type="dxa"/>
-              <w:end w:w="120" w:type="dxa"/>
-            </w:tcMar>
-            <w:shd w:fill="EAF2F8"/>
-          </w:tcPr>
-          <w:p>
-            <w:pPr>
-              <w:keepNext w:val="0"/>
-              <w:spacing w:before="0" w:after="0" w:line="245" w:lineRule="auto"/>
-              <w:jc w:val="left"/>
-            </w:pPr>
-            <w:r>
-              <w:rPr>
-                <w:rFonts w:ascii="DejaVu Sans" w:hAnsi="DejaVu Sans"/>
-                <w:color w:val="000000"/>
-                <w:sz w:val="16"/>
+            <w:tcW w:type="dxa" w:w="3331"/>
+          </w:tcPr>
+          <w:p>
+            <w:pPr>
+              <w:keepNext w:val="0"/>
+            </w:pPr>
+            <w:r>
+              <w:rPr>
+                <w:sz w:val="18"/>
               </w:rPr>
               <w:t>18</w:t>
             </w:r>
@@ -12609,87 +12010,52 @@
         </w:tc>
         <w:tc>
           <w:tcPr>
-            <w:tcW w:type="dxa" w:w="5976"/>
-            <w:vAlign w:val="center"/>
-            <w:tcMar>
-              <w:top w:w="110" w:type="dxa"/>
-              <w:start w:w="120" w:type="dxa"/>
-              <w:bottom w:w="110" w:type="dxa"/>
-              <w:end w:w="120" w:type="dxa"/>
-            </w:tcMar>
-            <w:shd w:fill="EAF2F8"/>
-          </w:tcPr>
-          <w:p>
-            <w:pPr>
-              <w:keepNext w:val="0"/>
-              <w:spacing w:before="0" w:after="0" w:line="245" w:lineRule="auto"/>
-              <w:jc w:val="left"/>
-            </w:pPr>
-            <w:r>
-              <w:rPr>
-                <w:rFonts w:ascii="DejaVu Sans" w:hAnsi="DejaVu Sans"/>
-                <w:color w:val="000000"/>
-                <w:sz w:val="16"/>
-              </w:rPr>
-              <w:t>Retorno ao presente</w:t>
-            </w:r>
-          </w:p>
-        </w:tc>
-        <w:tc>
-          <w:tcPr>
-            <w:tcW w:type="dxa" w:w="3744"/>
-            <w:vAlign w:val="center"/>
-            <w:tcMar>
-              <w:top w:w="110" w:type="dxa"/>
-              <w:start w:w="120" w:type="dxa"/>
-              <w:bottom w:w="110" w:type="dxa"/>
-              <w:end w:w="120" w:type="dxa"/>
-            </w:tcMar>
-            <w:shd w:fill="EAF2F8"/>
-          </w:tcPr>
-          <w:p>
-            <w:pPr>
-              <w:keepNext w:val="0"/>
-              <w:spacing w:before="0" w:after="0" w:line="245" w:lineRule="auto"/>
-              <w:jc w:val="left"/>
-            </w:pPr>
-            <w:r>
-              <w:rPr>
-                <w:rFonts w:ascii="DejaVu Sans" w:hAnsi="DejaVu Sans"/>
-                <w:color w:val="000000"/>
-                <w:sz w:val="16"/>
-              </w:rPr>
-              <w:t>Encerramento da prática</w:t>
+            <w:tcW w:type="dxa" w:w="3331"/>
+          </w:tcPr>
+          <w:p>
+            <w:pPr>
+              <w:keepNext w:val="0"/>
+            </w:pPr>
+            <w:r>
+              <w:rPr>
+                <w:sz w:val="18"/>
+              </w:rPr>
+              <w:t>Há possibilidades que também precisam ser cultivadas</w:t>
+            </w:r>
+          </w:p>
+        </w:tc>
+        <w:tc>
+          <w:tcPr>
+            <w:tcW w:type="dxa" w:w="3331"/>
+          </w:tcPr>
+          <w:p>
+            <w:pPr>
+              <w:keepNext w:val="0"/>
+            </w:pPr>
+            <w:r>
+              <w:rPr>
+                <w:sz w:val="18"/>
+              </w:rPr>
+              <w:t>Conteúdo e aplicação</w:t>
             </w:r>
           </w:p>
         </w:tc>
       </w:tr>
       <w:tr>
         <w:trPr>
-          <w:cantSplit w:val="true"/>
+          <w:cantSplit/>
         </w:trPr>
         <w:tc>
           <w:tcPr>
-            <w:tcW w:type="dxa" w:w="792"/>
-            <w:vAlign w:val="center"/>
-            <w:tcMar>
-              <w:top w:w="110" w:type="dxa"/>
-              <w:start w:w="120" w:type="dxa"/>
-              <w:bottom w:w="110" w:type="dxa"/>
-              <w:end w:w="120" w:type="dxa"/>
-            </w:tcMar>
-          </w:tcPr>
-          <w:p>
-            <w:pPr>
-              <w:keepNext w:val="0"/>
-              <w:spacing w:before="0" w:after="0" w:line="245" w:lineRule="auto"/>
-              <w:jc w:val="left"/>
-            </w:pPr>
-            <w:r>
-              <w:rPr>
-                <w:rFonts w:ascii="DejaVu Sans" w:hAnsi="DejaVu Sans"/>
-                <w:color w:val="000000"/>
-                <w:sz w:val="16"/>
+            <w:tcW w:type="dxa" w:w="3331"/>
+          </w:tcPr>
+          <w:p>
+            <w:pPr>
+              <w:keepNext w:val="0"/>
+            </w:pPr>
+            <w:r>
+              <w:rPr>
+                <w:sz w:val="18"/>
               </w:rPr>
               <w:t>19</w:t>
             </w:r>
@@ -12697,86 +12063,52 @@
         </w:tc>
         <w:tc>
           <w:tcPr>
-            <w:tcW w:type="dxa" w:w="5976"/>
-            <w:vAlign w:val="center"/>
-            <w:tcMar>
-              <w:top w:w="110" w:type="dxa"/>
-              <w:start w:w="120" w:type="dxa"/>
-              <w:bottom w:w="110" w:type="dxa"/>
-              <w:end w:w="120" w:type="dxa"/>
-            </w:tcMar>
-          </w:tcPr>
-          <w:p>
-            <w:pPr>
-              <w:keepNext w:val="0"/>
-              <w:spacing w:before="0" w:after="0" w:line="245" w:lineRule="auto"/>
-              <w:jc w:val="left"/>
-            </w:pPr>
-            <w:r>
-              <w:rPr>
-                <w:rFonts w:ascii="DejaVu Sans" w:hAnsi="DejaVu Sans"/>
-                <w:color w:val="000000"/>
-                <w:sz w:val="16"/>
-              </w:rPr>
-              <w:t>EIXO como reconhecimento retorno diferenciação e orientação</w:t>
-            </w:r>
-          </w:p>
-        </w:tc>
-        <w:tc>
-          <w:tcPr>
-            <w:tcW w:type="dxa" w:w="3744"/>
-            <w:vAlign w:val="center"/>
-            <w:tcMar>
-              <w:top w:w="110" w:type="dxa"/>
-              <w:start w:w="120" w:type="dxa"/>
-              <w:bottom w:w="110" w:type="dxa"/>
-              <w:end w:w="120" w:type="dxa"/>
-            </w:tcMar>
-          </w:tcPr>
-          <w:p>
-            <w:pPr>
-              <w:keepNext w:val="0"/>
-              <w:spacing w:before="0" w:after="0" w:line="245" w:lineRule="auto"/>
-              <w:jc w:val="left"/>
-            </w:pPr>
-            <w:r>
-              <w:rPr>
-                <w:rFonts w:ascii="DejaVu Sans" w:hAnsi="DejaVu Sans"/>
-                <w:color w:val="000000"/>
-                <w:sz w:val="16"/>
-              </w:rPr>
-              <w:t>Síntese</w:t>
+            <w:tcW w:type="dxa" w:w="3331"/>
+          </w:tcPr>
+          <w:p>
+            <w:pPr>
+              <w:keepNext w:val="0"/>
+            </w:pPr>
+            <w:r>
+              <w:rPr>
+                <w:sz w:val="18"/>
+              </w:rPr>
+              <w:t>A experiência tem várias dimensões</w:t>
+            </w:r>
+          </w:p>
+        </w:tc>
+        <w:tc>
+          <w:tcPr>
+            <w:tcW w:type="dxa" w:w="3331"/>
+          </w:tcPr>
+          <w:p>
+            <w:pPr>
+              <w:keepNext w:val="0"/>
+            </w:pPr>
+            <w:r>
+              <w:rPr>
+                <w:sz w:val="18"/>
+              </w:rPr>
+              <w:t>Conteúdo e aplicação</w:t>
             </w:r>
           </w:p>
         </w:tc>
       </w:tr>
       <w:tr>
         <w:trPr>
-          <w:cantSplit w:val="true"/>
+          <w:cantSplit/>
         </w:trPr>
         <w:tc>
           <w:tcPr>
-            <w:tcW w:type="dxa" w:w="792"/>
-            <w:vAlign w:val="center"/>
-            <w:tcMar>
-              <w:top w:w="110" w:type="dxa"/>
-              <w:start w:w="120" w:type="dxa"/>
-              <w:bottom w:w="110" w:type="dxa"/>
-              <w:end w:w="120" w:type="dxa"/>
-            </w:tcMar>
-            <w:shd w:fill="EAF2F8"/>
-          </w:tcPr>
-          <w:p>
-            <w:pPr>
-              <w:keepNext w:val="0"/>
-              <w:spacing w:before="0" w:after="0" w:line="245" w:lineRule="auto"/>
-              <w:jc w:val="left"/>
-            </w:pPr>
-            <w:r>
-              <w:rPr>
-                <w:rFonts w:ascii="DejaVu Sans" w:hAnsi="DejaVu Sans"/>
-                <w:color w:val="000000"/>
-                <w:sz w:val="16"/>
+            <w:tcW w:type="dxa" w:w="3331"/>
+          </w:tcPr>
+          <w:p>
+            <w:pPr>
+              <w:keepNext w:val="0"/>
+            </w:pPr>
+            <w:r>
+              <w:rPr>
+                <w:sz w:val="18"/>
               </w:rPr>
               <w:t>20</w:t>
             </w:r>
@@ -12784,87 +12116,40 @@
         </w:tc>
         <w:tc>
           <w:tcPr>
-            <w:tcW w:type="dxa" w:w="5976"/>
-            <w:vAlign w:val="center"/>
-            <w:tcMar>
-              <w:top w:w="110" w:type="dxa"/>
-              <w:start w:w="120" w:type="dxa"/>
-              <w:bottom w:w="110" w:type="dxa"/>
-              <w:end w:w="120" w:type="dxa"/>
-            </w:tcMar>
-            <w:shd w:fill="EAF2F8"/>
-          </w:tcPr>
-          <w:p>
-            <w:pPr>
-              <w:keepNext w:val="0"/>
-              <w:spacing w:before="0" w:after="0" w:line="245" w:lineRule="auto"/>
-              <w:jc w:val="left"/>
-            </w:pPr>
-            <w:r>
-              <w:rPr>
-                <w:rFonts w:ascii="DejaVu Sans" w:hAnsi="DejaVu Sans"/>
-                <w:color w:val="000000"/>
-                <w:sz w:val="16"/>
-              </w:rPr>
-              <w:t>Presença que sustenta</w:t>
-            </w:r>
-          </w:p>
-        </w:tc>
-        <w:tc>
-          <w:tcPr>
-            <w:tcW w:type="dxa" w:w="3744"/>
-            <w:vAlign w:val="center"/>
-            <w:tcMar>
-              <w:top w:w="110" w:type="dxa"/>
-              <w:start w:w="120" w:type="dxa"/>
-              <w:bottom w:w="110" w:type="dxa"/>
-              <w:end w:w="120" w:type="dxa"/>
-            </w:tcMar>
-            <w:shd w:fill="EAF2F8"/>
-          </w:tcPr>
-          <w:p>
-            <w:pPr>
-              <w:keepNext w:val="0"/>
-              <w:spacing w:before="0" w:after="0" w:line="245" w:lineRule="auto"/>
-              <w:jc w:val="left"/>
-            </w:pPr>
-            <w:r>
-              <w:rPr>
-                <w:rFonts w:ascii="DejaVu Sans" w:hAnsi="DejaVu Sans"/>
-                <w:color w:val="000000"/>
-                <w:sz w:val="16"/>
-              </w:rPr>
-              <w:t>Transformação</w:t>
+            <w:tcW w:type="dxa" w:w="3331"/>
+          </w:tcPr>
+          <w:p>
+            <w:r>
+              <w:t>Três sentidos de “antes de estarmos aqui”</w:t>
+            </w:r>
+          </w:p>
+        </w:tc>
+        <w:tc>
+          <w:tcPr>
+            <w:tcW w:type="dxa" w:w="3331"/>
+          </w:tcPr>
+          <w:p>
+            <w:r>
+              <w:t>História, biologia e perspectiva espiritual</w:t>
             </w:r>
           </w:p>
         </w:tc>
       </w:tr>
       <w:tr>
         <w:trPr>
-          <w:cantSplit w:val="true"/>
+          <w:cantSplit/>
         </w:trPr>
         <w:tc>
           <w:tcPr>
-            <w:tcW w:type="dxa" w:w="792"/>
-            <w:vAlign w:val="center"/>
-            <w:tcMar>
-              <w:top w:w="110" w:type="dxa"/>
-              <w:start w:w="120" w:type="dxa"/>
-              <w:bottom w:w="110" w:type="dxa"/>
-              <w:end w:w="120" w:type="dxa"/>
-            </w:tcMar>
-          </w:tcPr>
-          <w:p>
-            <w:pPr>
-              <w:keepNext w:val="0"/>
-              <w:spacing w:before="0" w:after="0" w:line="245" w:lineRule="auto"/>
-              <w:jc w:val="left"/>
-            </w:pPr>
-            <w:r>
-              <w:rPr>
-                <w:rFonts w:ascii="DejaVu Sans" w:hAnsi="DejaVu Sans"/>
-                <w:color w:val="000000"/>
-                <w:sz w:val="16"/>
+            <w:tcW w:type="dxa" w:w="3331"/>
+          </w:tcPr>
+          <w:p>
+            <w:pPr>
+              <w:keepNext w:val="0"/>
+            </w:pPr>
+            <w:r>
+              <w:rPr>
+                <w:sz w:val="18"/>
               </w:rPr>
               <w:t>21</w:t>
             </w:r>
@@ -12872,86 +12157,52 @@
         </w:tc>
         <w:tc>
           <w:tcPr>
-            <w:tcW w:type="dxa" w:w="5976"/>
-            <w:vAlign w:val="center"/>
-            <w:tcMar>
-              <w:top w:w="110" w:type="dxa"/>
-              <w:start w:w="120" w:type="dxa"/>
-              <w:bottom w:w="110" w:type="dxa"/>
-              <w:end w:w="120" w:type="dxa"/>
-            </w:tcMar>
-          </w:tcPr>
-          <w:p>
-            <w:pPr>
-              <w:keepNext w:val="0"/>
-              <w:spacing w:before="0" w:after="0" w:line="245" w:lineRule="auto"/>
-              <w:jc w:val="left"/>
-            </w:pPr>
-            <w:r>
-              <w:rPr>
-                <w:rFonts w:ascii="DejaVu Sans" w:hAnsi="DejaVu Sans"/>
-                <w:color w:val="000000"/>
-                <w:sz w:val="16"/>
-              </w:rPr>
-              <w:t>Sorriso Interior</w:t>
-            </w:r>
-          </w:p>
-        </w:tc>
-        <w:tc>
-          <w:tcPr>
-            <w:tcW w:type="dxa" w:w="3744"/>
-            <w:vAlign w:val="center"/>
-            <w:tcMar>
-              <w:top w:w="110" w:type="dxa"/>
-              <w:start w:w="120" w:type="dxa"/>
-              <w:bottom w:w="110" w:type="dxa"/>
-              <w:end w:w="120" w:type="dxa"/>
-            </w:tcMar>
-          </w:tcPr>
-          <w:p>
-            <w:pPr>
-              <w:keepNext w:val="0"/>
-              <w:spacing w:before="0" w:after="0" w:line="245" w:lineRule="auto"/>
-              <w:jc w:val="left"/>
-            </w:pPr>
-            <w:r>
-              <w:rPr>
-                <w:rFonts w:ascii="DejaVu Sans" w:hAnsi="DejaVu Sans"/>
-                <w:color w:val="000000"/>
-                <w:sz w:val="16"/>
-              </w:rPr>
-              <w:t>Episódio autobiográfico</w:t>
+            <w:tcW w:type="dxa" w:w="3331"/>
+          </w:tcPr>
+          <w:p>
+            <w:pPr>
+              <w:keepNext w:val="0"/>
+            </w:pPr>
+            <w:r>
+              <w:rPr>
+                <w:sz w:val="18"/>
+              </w:rPr>
+              <w:t>Tradução da Experiência Humana</w:t>
+            </w:r>
+          </w:p>
+        </w:tc>
+        <w:tc>
+          <w:tcPr>
+            <w:tcW w:type="dxa" w:w="3331"/>
+          </w:tcPr>
+          <w:p>
+            <w:pPr>
+              <w:keepNext w:val="0"/>
+            </w:pPr>
+            <w:r>
+              <w:rPr>
+                <w:sz w:val="18"/>
+              </w:rPr>
+              <w:t>Conteúdo e aplicação</w:t>
             </w:r>
           </w:p>
         </w:tc>
       </w:tr>
       <w:tr>
         <w:trPr>
-          <w:cantSplit w:val="true"/>
+          <w:cantSplit/>
         </w:trPr>
         <w:tc>
           <w:tcPr>
-            <w:tcW w:type="dxa" w:w="792"/>
-            <w:vAlign w:val="center"/>
-            <w:tcMar>
-              <w:top w:w="110" w:type="dxa"/>
-              <w:start w:w="120" w:type="dxa"/>
-              <w:bottom w:w="110" w:type="dxa"/>
-              <w:end w:w="120" w:type="dxa"/>
-            </w:tcMar>
-            <w:shd w:fill="EAF2F8"/>
-          </w:tcPr>
-          <w:p>
-            <w:pPr>
-              <w:keepNext w:val="0"/>
-              <w:spacing w:before="0" w:after="0" w:line="245" w:lineRule="auto"/>
-              <w:jc w:val="left"/>
-            </w:pPr>
-            <w:r>
-              <w:rPr>
-                <w:rFonts w:ascii="DejaVu Sans" w:hAnsi="DejaVu Sans"/>
-                <w:color w:val="000000"/>
-                <w:sz w:val="16"/>
+            <w:tcW w:type="dxa" w:w="3331"/>
+          </w:tcPr>
+          <w:p>
+            <w:pPr>
+              <w:keepNext w:val="0"/>
+            </w:pPr>
+            <w:r>
+              <w:rPr>
+                <w:sz w:val="18"/>
               </w:rPr>
               <w:t>22</w:t>
             </w:r>
@@ -12959,87 +12210,52 @@
         </w:tc>
         <w:tc>
           <w:tcPr>
-            <w:tcW w:type="dxa" w:w="5976"/>
-            <w:vAlign w:val="center"/>
-            <w:tcMar>
-              <w:top w:w="110" w:type="dxa"/>
-              <w:start w:w="120" w:type="dxa"/>
-              <w:bottom w:w="110" w:type="dxa"/>
-              <w:end w:w="120" w:type="dxa"/>
-            </w:tcMar>
-            <w:shd w:fill="EAF2F8"/>
-          </w:tcPr>
-          <w:p>
-            <w:pPr>
-              <w:keepNext w:val="0"/>
-              <w:spacing w:before="0" w:after="0" w:line="245" w:lineRule="auto"/>
-              <w:jc w:val="left"/>
-            </w:pPr>
-            <w:r>
-              <w:rPr>
-                <w:rFonts w:ascii="DejaVu Sans" w:hAnsi="DejaVu Sans"/>
-                <w:color w:val="000000"/>
-                <w:sz w:val="16"/>
-              </w:rPr>
-              <w:t>Traduzindo o Ser Humano</w:t>
-            </w:r>
-          </w:p>
-        </w:tc>
-        <w:tc>
-          <w:tcPr>
-            <w:tcW w:type="dxa" w:w="3744"/>
-            <w:vAlign w:val="center"/>
-            <w:tcMar>
-              <w:top w:w="110" w:type="dxa"/>
-              <w:start w:w="120" w:type="dxa"/>
-              <w:bottom w:w="110" w:type="dxa"/>
-              <w:end w:w="120" w:type="dxa"/>
-            </w:tcMar>
-            <w:shd w:fill="EAF2F8"/>
-          </w:tcPr>
-          <w:p>
-            <w:pPr>
-              <w:keepNext w:val="0"/>
-              <w:spacing w:before="0" w:after="0" w:line="245" w:lineRule="auto"/>
-              <w:jc w:val="left"/>
-            </w:pPr>
-            <w:r>
-              <w:rPr>
-                <w:rFonts w:ascii="DejaVu Sans" w:hAnsi="DejaVu Sans"/>
-                <w:color w:val="000000"/>
-                <w:sz w:val="16"/>
-              </w:rPr>
-              <w:t>Transição para oferta</w:t>
+            <w:tcW w:type="dxa" w:w="3331"/>
+          </w:tcPr>
+          <w:p>
+            <w:pPr>
+              <w:keepNext w:val="0"/>
+            </w:pPr>
+            <w:r>
+              <w:rPr>
+                <w:sz w:val="18"/>
+              </w:rPr>
+              <w:t>Uma interpretação pode ser revista</w:t>
+            </w:r>
+          </w:p>
+        </w:tc>
+        <w:tc>
+          <w:tcPr>
+            <w:tcW w:type="dxa" w:w="3331"/>
+          </w:tcPr>
+          <w:p>
+            <w:pPr>
+              <w:keepNext w:val="0"/>
+            </w:pPr>
+            <w:r>
+              <w:rPr>
+                <w:sz w:val="18"/>
+              </w:rPr>
+              <w:t>Conteúdo e aplicação</w:t>
             </w:r>
           </w:p>
         </w:tc>
       </w:tr>
       <w:tr>
         <w:trPr>
-          <w:cantSplit w:val="true"/>
+          <w:cantSplit/>
         </w:trPr>
         <w:tc>
           <w:tcPr>
-            <w:tcW w:type="dxa" w:w="792"/>
-            <w:vAlign w:val="center"/>
-            <w:tcMar>
-              <w:top w:w="110" w:type="dxa"/>
-              <w:start w:w="120" w:type="dxa"/>
-              <w:bottom w:w="110" w:type="dxa"/>
-              <w:end w:w="120" w:type="dxa"/>
-            </w:tcMar>
-          </w:tcPr>
-          <w:p>
-            <w:pPr>
-              <w:keepNext w:val="0"/>
-              <w:spacing w:before="0" w:after="0" w:line="245" w:lineRule="auto"/>
-              <w:jc w:val="left"/>
-            </w:pPr>
-            <w:r>
-              <w:rPr>
-                <w:rFonts w:ascii="DejaVu Sans" w:hAnsi="DejaVu Sans"/>
-                <w:color w:val="000000"/>
-                <w:sz w:val="16"/>
+            <w:tcW w:type="dxa" w:w="3331"/>
+          </w:tcPr>
+          <w:p>
+            <w:pPr>
+              <w:keepNext w:val="0"/>
+            </w:pPr>
+            <w:r>
+              <w:rPr>
+                <w:sz w:val="18"/>
               </w:rPr>
               <w:t>23</w:t>
             </w:r>
@@ -13047,86 +12263,52 @@
         </w:tc>
         <w:tc>
           <w:tcPr>
-            <w:tcW w:type="dxa" w:w="5976"/>
-            <w:vAlign w:val="center"/>
-            <w:tcMar>
-              <w:top w:w="110" w:type="dxa"/>
-              <w:start w:w="120" w:type="dxa"/>
-              <w:bottom w:w="110" w:type="dxa"/>
-              <w:end w:w="120" w:type="dxa"/>
-            </w:tcMar>
-          </w:tcPr>
-          <w:p>
-            <w:pPr>
-              <w:keepNext w:val="0"/>
-              <w:spacing w:before="0" w:after="0" w:line="245" w:lineRule="auto"/>
-              <w:jc w:val="left"/>
-            </w:pPr>
-            <w:r>
-              <w:rPr>
-                <w:rFonts w:ascii="DejaVu Sans" w:hAnsi="DejaVu Sans"/>
-                <w:color w:val="000000"/>
-                <w:sz w:val="16"/>
-              </w:rPr>
-              <w:t>Quatro movimentos do percurso</w:t>
-            </w:r>
-          </w:p>
-        </w:tc>
-        <w:tc>
-          <w:tcPr>
-            <w:tcW w:type="dxa" w:w="3744"/>
-            <w:vAlign w:val="center"/>
-            <w:tcMar>
-              <w:top w:w="110" w:type="dxa"/>
-              <w:start w:w="120" w:type="dxa"/>
-              <w:bottom w:w="110" w:type="dxa"/>
-              <w:end w:w="120" w:type="dxa"/>
-            </w:tcMar>
-          </w:tcPr>
-          <w:p>
-            <w:pPr>
-              <w:keepNext w:val="0"/>
-              <w:spacing w:before="0" w:after="0" w:line="245" w:lineRule="auto"/>
-              <w:jc w:val="left"/>
-            </w:pPr>
-            <w:r>
-              <w:rPr>
-                <w:rFonts w:ascii="DejaVu Sans" w:hAnsi="DejaVu Sans"/>
-                <w:color w:val="000000"/>
-                <w:sz w:val="16"/>
-              </w:rPr>
-              <w:t>Arquitetura</w:t>
+            <w:tcW w:type="dxa" w:w="3331"/>
+          </w:tcPr>
+          <w:p>
+            <w:pPr>
+              <w:keepNext w:val="0"/>
+            </w:pPr>
+            <w:r>
+              <w:rPr>
+                <w:sz w:val="18"/>
+              </w:rPr>
+              <w:t>Mapa de Acesso</w:t>
+            </w:r>
+          </w:p>
+        </w:tc>
+        <w:tc>
+          <w:tcPr>
+            <w:tcW w:type="dxa" w:w="3331"/>
+          </w:tcPr>
+          <w:p>
+            <w:pPr>
+              <w:keepNext w:val="0"/>
+            </w:pPr>
+            <w:r>
+              <w:rPr>
+                <w:sz w:val="18"/>
+              </w:rPr>
+              <w:t>Conteúdo e aplicação</w:t>
             </w:r>
           </w:p>
         </w:tc>
       </w:tr>
       <w:tr>
         <w:trPr>
-          <w:cantSplit w:val="true"/>
+          <w:cantSplit/>
         </w:trPr>
         <w:tc>
           <w:tcPr>
-            <w:tcW w:type="dxa" w:w="792"/>
-            <w:vAlign w:val="center"/>
-            <w:tcMar>
-              <w:top w:w="110" w:type="dxa"/>
-              <w:start w:w="120" w:type="dxa"/>
-              <w:bottom w:w="110" w:type="dxa"/>
-              <w:end w:w="120" w:type="dxa"/>
-            </w:tcMar>
-            <w:shd w:fill="EAF2F8"/>
-          </w:tcPr>
-          <w:p>
-            <w:pPr>
-              <w:keepNext w:val="0"/>
-              <w:spacing w:before="0" w:after="0" w:line="245" w:lineRule="auto"/>
-              <w:jc w:val="left"/>
-            </w:pPr>
-            <w:r>
-              <w:rPr>
-                <w:rFonts w:ascii="DejaVu Sans" w:hAnsi="DejaVu Sans"/>
-                <w:color w:val="000000"/>
-                <w:sz w:val="16"/>
+            <w:tcW w:type="dxa" w:w="3331"/>
+          </w:tcPr>
+          <w:p>
+            <w:pPr>
+              <w:keepNext w:val="0"/>
+            </w:pPr>
+            <w:r>
+              <w:rPr>
+                <w:sz w:val="18"/>
               </w:rPr>
               <w:t>24</w:t>
             </w:r>
@@ -13134,87 +12316,52 @@
         </w:tc>
         <w:tc>
           <w:tcPr>
-            <w:tcW w:type="dxa" w:w="5976"/>
-            <w:vAlign w:val="center"/>
-            <w:tcMar>
-              <w:top w:w="110" w:type="dxa"/>
-              <w:start w:w="120" w:type="dxa"/>
-              <w:bottom w:w="110" w:type="dxa"/>
-              <w:end w:w="120" w:type="dxa"/>
-            </w:tcMar>
-            <w:shd w:fill="EAF2F8"/>
-          </w:tcPr>
-          <w:p>
-            <w:pPr>
-              <w:keepNext w:val="0"/>
-              <w:spacing w:before="0" w:after="0" w:line="245" w:lineRule="auto"/>
-              <w:jc w:val="left"/>
-            </w:pPr>
-            <w:r>
-              <w:rPr>
-                <w:rFonts w:ascii="DejaVu Sans" w:hAnsi="DejaVu Sans"/>
-                <w:color w:val="000000"/>
-                <w:sz w:val="16"/>
-              </w:rPr>
-              <w:t>O que está incluído e como será liberado</w:t>
-            </w:r>
-          </w:p>
-        </w:tc>
-        <w:tc>
-          <w:tcPr>
-            <w:tcW w:type="dxa" w:w="3744"/>
-            <w:vAlign w:val="center"/>
-            <w:tcMar>
-              <w:top w:w="110" w:type="dxa"/>
-              <w:start w:w="120" w:type="dxa"/>
-              <w:bottom w:w="110" w:type="dxa"/>
-              <w:end w:w="120" w:type="dxa"/>
-            </w:tcMar>
-            <w:shd w:fill="EAF2F8"/>
-          </w:tcPr>
-          <w:p>
-            <w:pPr>
-              <w:keepNext w:val="0"/>
-              <w:spacing w:before="0" w:after="0" w:line="245" w:lineRule="auto"/>
-              <w:jc w:val="left"/>
-            </w:pPr>
-            <w:r>
-              <w:rPr>
-                <w:rFonts w:ascii="DejaVu Sans" w:hAnsi="DejaVu Sans"/>
-                <w:color w:val="000000"/>
-                <w:sz w:val="16"/>
-              </w:rPr>
-              <w:t>Entregáveis</w:t>
+            <w:tcW w:type="dxa" w:w="3331"/>
+          </w:tcPr>
+          <w:p>
+            <w:pPr>
+              <w:keepNext w:val="0"/>
+            </w:pPr>
+            <w:r>
+              <w:rPr>
+                <w:sz w:val="18"/>
+              </w:rPr>
+              <w:t>Uma experiência breve, no seu ritmo</w:t>
+            </w:r>
+          </w:p>
+        </w:tc>
+        <w:tc>
+          <w:tcPr>
+            <w:tcW w:type="dxa" w:w="3331"/>
+          </w:tcPr>
+          <w:p>
+            <w:pPr>
+              <w:keepNext w:val="0"/>
+            </w:pPr>
+            <w:r>
+              <w:rPr>
+                <w:sz w:val="18"/>
+              </w:rPr>
+              <w:t>Conteúdo e aplicação</w:t>
             </w:r>
           </w:p>
         </w:tc>
       </w:tr>
       <w:tr>
         <w:trPr>
-          <w:cantSplit w:val="true"/>
+          <w:cantSplit/>
         </w:trPr>
         <w:tc>
           <w:tcPr>
-            <w:tcW w:type="dxa" w:w="792"/>
-            <w:vAlign w:val="center"/>
-            <w:tcMar>
-              <w:top w:w="110" w:type="dxa"/>
-              <w:start w:w="120" w:type="dxa"/>
-              <w:bottom w:w="110" w:type="dxa"/>
-              <w:end w:w="120" w:type="dxa"/>
-            </w:tcMar>
-          </w:tcPr>
-          <w:p>
-            <w:pPr>
-              <w:keepNext w:val="0"/>
-              <w:spacing w:before="0" w:after="0" w:line="245" w:lineRule="auto"/>
-              <w:jc w:val="left"/>
-            </w:pPr>
-            <w:r>
-              <w:rPr>
-                <w:rFonts w:ascii="DejaVu Sans" w:hAnsi="DejaVu Sans"/>
-                <w:color w:val="000000"/>
-                <w:sz w:val="16"/>
+            <w:tcW w:type="dxa" w:w="3331"/>
+          </w:tcPr>
+          <w:p>
+            <w:pPr>
+              <w:keepNext w:val="0"/>
+            </w:pPr>
+            <w:r>
+              <w:rPr>
+                <w:sz w:val="18"/>
               </w:rPr>
               <w:t>25</w:t>
             </w:r>
@@ -13222,86 +12369,52 @@
         </w:tc>
         <w:tc>
           <w:tcPr>
-            <w:tcW w:type="dxa" w:w="5976"/>
-            <w:vAlign w:val="center"/>
-            <w:tcMar>
-              <w:top w:w="110" w:type="dxa"/>
-              <w:start w:w="120" w:type="dxa"/>
-              <w:bottom w:w="110" w:type="dxa"/>
-              <w:end w:w="120" w:type="dxa"/>
-            </w:tcMar>
-          </w:tcPr>
-          <w:p>
-            <w:pPr>
-              <w:keepNext w:val="0"/>
-              <w:spacing w:before="0" w:after="0" w:line="245" w:lineRule="auto"/>
-              <w:jc w:val="left"/>
-            </w:pPr>
-            <w:r>
-              <w:rPr>
-                <w:rFonts w:ascii="DejaVu Sans" w:hAnsi="DejaVu Sans"/>
-                <w:color w:val="000000"/>
-                <w:sz w:val="16"/>
-              </w:rPr>
-              <w:t>Para quem é e para quem não é</w:t>
-            </w:r>
-          </w:p>
-        </w:tc>
-        <w:tc>
-          <w:tcPr>
-            <w:tcW w:type="dxa" w:w="3744"/>
-            <w:vAlign w:val="center"/>
-            <w:tcMar>
-              <w:top w:w="110" w:type="dxa"/>
-              <w:start w:w="120" w:type="dxa"/>
-              <w:bottom w:w="110" w:type="dxa"/>
-              <w:end w:w="120" w:type="dxa"/>
-            </w:tcMar>
-          </w:tcPr>
-          <w:p>
-            <w:pPr>
-              <w:keepNext w:val="0"/>
-              <w:spacing w:before="0" w:after="0" w:line="245" w:lineRule="auto"/>
-              <w:jc w:val="left"/>
-            </w:pPr>
-            <w:r>
-              <w:rPr>
-                <w:rFonts w:ascii="DejaVu Sans" w:hAnsi="DejaVu Sans"/>
-                <w:color w:val="000000"/>
-                <w:sz w:val="16"/>
-              </w:rPr>
-              <w:t>Qualificação</w:t>
+            <w:tcW w:type="dxa" w:w="3331"/>
+          </w:tcPr>
+          <w:p>
+            <w:pPr>
+              <w:keepNext w:val="0"/>
+            </w:pPr>
+            <w:r>
+              <w:rPr>
+                <w:sz w:val="18"/>
+              </w:rPr>
+              <w:t>O que aconteceu de observável?</w:t>
+            </w:r>
+          </w:p>
+        </w:tc>
+        <w:tc>
+          <w:tcPr>
+            <w:tcW w:type="dxa" w:w="3331"/>
+          </w:tcPr>
+          <w:p>
+            <w:pPr>
+              <w:keepNext w:val="0"/>
+            </w:pPr>
+            <w:r>
+              <w:rPr>
+                <w:sz w:val="18"/>
+              </w:rPr>
+              <w:t>Conteúdo e aplicação</w:t>
             </w:r>
           </w:p>
         </w:tc>
       </w:tr>
       <w:tr>
         <w:trPr>
-          <w:cantSplit w:val="true"/>
+          <w:cantSplit/>
         </w:trPr>
         <w:tc>
           <w:tcPr>
-            <w:tcW w:type="dxa" w:w="792"/>
-            <w:vAlign w:val="center"/>
-            <w:tcMar>
-              <w:top w:w="110" w:type="dxa"/>
-              <w:start w:w="120" w:type="dxa"/>
-              <w:bottom w:w="110" w:type="dxa"/>
-              <w:end w:w="120" w:type="dxa"/>
-            </w:tcMar>
-            <w:shd w:fill="EAF2F8"/>
-          </w:tcPr>
-          <w:p>
-            <w:pPr>
-              <w:keepNext w:val="0"/>
-              <w:spacing w:before="0" w:after="0" w:line="245" w:lineRule="auto"/>
-              <w:jc w:val="left"/>
-            </w:pPr>
-            <w:r>
-              <w:rPr>
-                <w:rFonts w:ascii="DejaVu Sans" w:hAnsi="DejaVu Sans"/>
-                <w:color w:val="000000"/>
-                <w:sz w:val="16"/>
+            <w:tcW w:type="dxa" w:w="3331"/>
+          </w:tcPr>
+          <w:p>
+            <w:pPr>
+              <w:keepNext w:val="0"/>
+            </w:pPr>
+            <w:r>
+              <w:rPr>
+                <w:sz w:val="18"/>
               </w:rPr>
               <w:t>26</w:t>
             </w:r>
@@ -13309,87 +12422,52 @@
         </w:tc>
         <w:tc>
           <w:tcPr>
-            <w:tcW w:type="dxa" w:w="5976"/>
-            <w:vAlign w:val="center"/>
-            <w:tcMar>
-              <w:top w:w="110" w:type="dxa"/>
-              <w:start w:w="120" w:type="dxa"/>
-              <w:bottom w:w="110" w:type="dxa"/>
-              <w:end w:w="120" w:type="dxa"/>
-            </w:tcMar>
-            <w:shd w:fill="EAF2F8"/>
-          </w:tcPr>
-          <w:p>
-            <w:pPr>
-              <w:keepNext w:val="0"/>
-              <w:spacing w:before="0" w:after="0" w:line="245" w:lineRule="auto"/>
-              <w:jc w:val="left"/>
-            </w:pPr>
-            <w:r>
-              <w:rPr>
-                <w:rFonts w:ascii="DejaVu Sans" w:hAnsi="DejaVu Sans"/>
-                <w:color w:val="000000"/>
-                <w:sz w:val="16"/>
-              </w:rPr>
-              <w:t>Investimento garantia e prazo</w:t>
-            </w:r>
-          </w:p>
-        </w:tc>
-        <w:tc>
-          <w:tcPr>
-            <w:tcW w:type="dxa" w:w="3744"/>
-            <w:vAlign w:val="center"/>
-            <w:tcMar>
-              <w:top w:w="110" w:type="dxa"/>
-              <w:start w:w="120" w:type="dxa"/>
-              <w:bottom w:w="110" w:type="dxa"/>
-              <w:end w:w="120" w:type="dxa"/>
-            </w:tcMar>
-            <w:shd w:fill="EAF2F8"/>
-          </w:tcPr>
-          <w:p>
-            <w:pPr>
-              <w:keepNext w:val="0"/>
-              <w:spacing w:before="0" w:after="0" w:line="245" w:lineRule="auto"/>
-              <w:jc w:val="left"/>
-            </w:pPr>
-            <w:r>
-              <w:rPr>
-                <w:rFonts w:ascii="DejaVu Sans" w:hAnsi="DejaVu Sans"/>
-                <w:color w:val="000000"/>
-                <w:sz w:val="16"/>
-              </w:rPr>
-              <w:t>Condições</w:t>
+            <w:tcW w:type="dxa" w:w="3331"/>
+          </w:tcPr>
+          <w:p>
+            <w:pPr>
+              <w:keepNext w:val="0"/>
+            </w:pPr>
+            <w:r>
+              <w:rPr>
+                <w:sz w:val="18"/>
+              </w:rPr>
+              <w:t>O que se ativou em mim?</w:t>
+            </w:r>
+          </w:p>
+        </w:tc>
+        <w:tc>
+          <w:tcPr>
+            <w:tcW w:type="dxa" w:w="3331"/>
+          </w:tcPr>
+          <w:p>
+            <w:pPr>
+              <w:keepNext w:val="0"/>
+            </w:pPr>
+            <w:r>
+              <w:rPr>
+                <w:sz w:val="18"/>
+              </w:rPr>
+              <w:t>Conteúdo e aplicação</w:t>
             </w:r>
           </w:p>
         </w:tc>
       </w:tr>
       <w:tr>
         <w:trPr>
-          <w:cantSplit w:val="true"/>
+          <w:cantSplit/>
         </w:trPr>
         <w:tc>
           <w:tcPr>
-            <w:tcW w:type="dxa" w:w="792"/>
-            <w:vAlign w:val="center"/>
-            <w:tcMar>
-              <w:top w:w="110" w:type="dxa"/>
-              <w:start w:w="120" w:type="dxa"/>
-              <w:bottom w:w="110" w:type="dxa"/>
-              <w:end w:w="120" w:type="dxa"/>
-            </w:tcMar>
-          </w:tcPr>
-          <w:p>
-            <w:pPr>
-              <w:keepNext w:val="0"/>
-              <w:spacing w:before="0" w:after="0" w:line="245" w:lineRule="auto"/>
-              <w:jc w:val="left"/>
-            </w:pPr>
-            <w:r>
-              <w:rPr>
-                <w:rFonts w:ascii="DejaVu Sans" w:hAnsi="DejaVu Sans"/>
-                <w:color w:val="000000"/>
-                <w:sz w:val="16"/>
+            <w:tcW w:type="dxa" w:w="3331"/>
+          </w:tcPr>
+          <w:p>
+            <w:pPr>
+              <w:keepNext w:val="0"/>
+            </w:pPr>
+            <w:r>
+              <w:rPr>
+                <w:sz w:val="18"/>
               </w:rPr>
               <w:t>27</w:t>
             </w:r>
@@ -13397,86 +12475,46 @@
         </w:tc>
         <w:tc>
           <w:tcPr>
-            <w:tcW w:type="dxa" w:w="5976"/>
-            <w:vAlign w:val="center"/>
-            <w:tcMar>
-              <w:top w:w="110" w:type="dxa"/>
-              <w:start w:w="120" w:type="dxa"/>
-              <w:bottom w:w="110" w:type="dxa"/>
-              <w:end w:w="120" w:type="dxa"/>
-            </w:tcMar>
-          </w:tcPr>
-          <w:p>
-            <w:pPr>
-              <w:keepNext w:val="0"/>
-              <w:spacing w:before="0" w:after="0" w:line="245" w:lineRule="auto"/>
-              <w:jc w:val="left"/>
-            </w:pPr>
-            <w:r>
-              <w:rPr>
-                <w:rFonts w:ascii="DejaVu Sans" w:hAnsi="DejaVu Sans"/>
-                <w:color w:val="000000"/>
-                <w:sz w:val="16"/>
-              </w:rPr>
-              <w:t>Link no chat</w:t>
-            </w:r>
-          </w:p>
-        </w:tc>
-        <w:tc>
-          <w:tcPr>
-            <w:tcW w:type="dxa" w:w="3744"/>
-            <w:vAlign w:val="center"/>
-            <w:tcMar>
-              <w:top w:w="110" w:type="dxa"/>
-              <w:start w:w="120" w:type="dxa"/>
-              <w:bottom w:w="110" w:type="dxa"/>
-              <w:end w:w="120" w:type="dxa"/>
-            </w:tcMar>
-          </w:tcPr>
-          <w:p>
-            <w:pPr>
-              <w:keepNext w:val="0"/>
-              <w:spacing w:before="0" w:after="0" w:line="245" w:lineRule="auto"/>
-              <w:jc w:val="left"/>
-            </w:pPr>
-            <w:r>
-              <w:rPr>
-                <w:rFonts w:ascii="DejaVu Sans" w:hAnsi="DejaVu Sans"/>
-                <w:color w:val="000000"/>
-                <w:sz w:val="16"/>
-              </w:rPr>
-              <w:t>CTA</w:t>
+            <w:tcW w:type="dxa" w:w="3331"/>
+          </w:tcPr>
+          <w:p>
+            <w:pPr>
+              <w:keepNext w:val="0"/>
+            </w:pPr>
+            <w:r>
+              <w:rPr>
+                <w:sz w:val="18"/>
+              </w:rPr>
+              <w:t>O que pode estar se juntando ao presente?</w:t>
+            </w:r>
+          </w:p>
+        </w:tc>
+        <w:tc>
+          <w:tcPr>
+            <w:tcW w:type="dxa" w:w="3331"/>
+          </w:tcPr>
+          <w:p>
+            <w:r>
+              <w:t>Espelho parcial, hipótese e realidade atual</w:t>
             </w:r>
           </w:p>
         </w:tc>
       </w:tr>
       <w:tr>
         <w:trPr>
-          <w:cantSplit w:val="true"/>
+          <w:cantSplit/>
         </w:trPr>
         <w:tc>
           <w:tcPr>
-            <w:tcW w:type="dxa" w:w="792"/>
-            <w:vAlign w:val="center"/>
-            <w:tcMar>
-              <w:top w:w="110" w:type="dxa"/>
-              <w:start w:w="120" w:type="dxa"/>
-              <w:bottom w:w="110" w:type="dxa"/>
-              <w:end w:w="120" w:type="dxa"/>
-            </w:tcMar>
-            <w:shd w:fill="EAF2F8"/>
-          </w:tcPr>
-          <w:p>
-            <w:pPr>
-              <w:keepNext w:val="0"/>
-              <w:spacing w:before="0" w:after="0" w:line="245" w:lineRule="auto"/>
-              <w:jc w:val="left"/>
-            </w:pPr>
-            <w:r>
-              <w:rPr>
-                <w:rFonts w:ascii="DejaVu Sans" w:hAnsi="DejaVu Sans"/>
-                <w:color w:val="000000"/>
-                <w:sz w:val="16"/>
+            <w:tcW w:type="dxa" w:w="3331"/>
+          </w:tcPr>
+          <w:p>
+            <w:pPr>
+              <w:keepNext w:val="0"/>
+            </w:pPr>
+            <w:r>
+              <w:rPr>
+                <w:sz w:val="18"/>
               </w:rPr>
               <w:t>28</w:t>
             </w:r>
@@ -13484,87 +12522,52 @@
         </w:tc>
         <w:tc>
           <w:tcPr>
-            <w:tcW w:type="dxa" w:w="5976"/>
-            <w:vAlign w:val="center"/>
-            <w:tcMar>
-              <w:top w:w="110" w:type="dxa"/>
-              <w:start w:w="120" w:type="dxa"/>
-              <w:bottom w:w="110" w:type="dxa"/>
-              <w:end w:w="120" w:type="dxa"/>
-            </w:tcMar>
-            <w:shd w:fill="EAF2F8"/>
-          </w:tcPr>
-          <w:p>
-            <w:pPr>
-              <w:keepNext w:val="0"/>
-              <w:spacing w:before="0" w:after="0" w:line="245" w:lineRule="auto"/>
-              <w:jc w:val="left"/>
-            </w:pPr>
-            <w:r>
-              <w:rPr>
-                <w:rFonts w:ascii="DejaVu Sans" w:hAnsi="DejaVu Sans"/>
-                <w:color w:val="000000"/>
-                <w:sz w:val="16"/>
-              </w:rPr>
-              <w:t>Perguntas</w:t>
-            </w:r>
-          </w:p>
-        </w:tc>
-        <w:tc>
-          <w:tcPr>
-            <w:tcW w:type="dxa" w:w="3744"/>
-            <w:vAlign w:val="center"/>
-            <w:tcMar>
-              <w:top w:w="110" w:type="dxa"/>
-              <w:start w:w="120" w:type="dxa"/>
-              <w:bottom w:w="110" w:type="dxa"/>
-              <w:end w:w="120" w:type="dxa"/>
-            </w:tcMar>
-            <w:shd w:fill="EAF2F8"/>
-          </w:tcPr>
-          <w:p>
-            <w:pPr>
-              <w:keepNext w:val="0"/>
-              <w:spacing w:before="0" w:after="0" w:line="245" w:lineRule="auto"/>
-              <w:jc w:val="left"/>
-            </w:pPr>
-            <w:r>
-              <w:rPr>
-                <w:rFonts w:ascii="DejaVu Sans" w:hAnsi="DejaVu Sans"/>
-                <w:color w:val="000000"/>
-                <w:sz w:val="16"/>
-              </w:rPr>
-              <w:t>Interação</w:t>
+            <w:tcW w:type="dxa" w:w="3331"/>
+          </w:tcPr>
+          <w:p>
+            <w:pPr>
+              <w:keepNext w:val="0"/>
+            </w:pPr>
+            <w:r>
+              <w:rPr>
+                <w:sz w:val="18"/>
+              </w:rPr>
+              <w:t>O que ainda não sei?</w:t>
+            </w:r>
+          </w:p>
+        </w:tc>
+        <w:tc>
+          <w:tcPr>
+            <w:tcW w:type="dxa" w:w="3331"/>
+          </w:tcPr>
+          <w:p>
+            <w:pPr>
+              <w:keepNext w:val="0"/>
+            </w:pPr>
+            <w:r>
+              <w:rPr>
+                <w:sz w:val="18"/>
+              </w:rPr>
+              <w:t>Conteúdo e aplicação</w:t>
             </w:r>
           </w:p>
         </w:tc>
       </w:tr>
       <w:tr>
         <w:trPr>
-          <w:cantSplit w:val="true"/>
+          <w:cantSplit/>
         </w:trPr>
         <w:tc>
           <w:tcPr>
-            <w:tcW w:type="dxa" w:w="792"/>
-            <w:vAlign w:val="center"/>
-            <w:tcMar>
-              <w:top w:w="110" w:type="dxa"/>
-              <w:start w:w="120" w:type="dxa"/>
-              <w:bottom w:w="110" w:type="dxa"/>
-              <w:end w:w="120" w:type="dxa"/>
-            </w:tcMar>
-          </w:tcPr>
-          <w:p>
-            <w:pPr>
-              <w:keepNext w:val="0"/>
-              <w:spacing w:before="0" w:after="0" w:line="245" w:lineRule="auto"/>
-              <w:jc w:val="left"/>
-            </w:pPr>
-            <w:r>
-              <w:rPr>
-                <w:rFonts w:ascii="DejaVu Sans" w:hAnsi="DejaVu Sans"/>
-                <w:color w:val="000000"/>
-                <w:sz w:val="16"/>
+            <w:tcW w:type="dxa" w:w="3331"/>
+          </w:tcPr>
+          <w:p>
+            <w:pPr>
+              <w:keepNext w:val="0"/>
+            </w:pPr>
+            <w:r>
+              <w:rPr>
+                <w:sz w:val="18"/>
               </w:rPr>
               <w:t>29</w:t>
             </w:r>
@@ -13572,55 +12575,2035 @@
         </w:tc>
         <w:tc>
           <w:tcPr>
-            <w:tcW w:type="dxa" w:w="5976"/>
-            <w:vAlign w:val="center"/>
-            <w:tcMar>
-              <w:top w:w="110" w:type="dxa"/>
-              <w:start w:w="120" w:type="dxa"/>
-              <w:bottom w:w="110" w:type="dxa"/>
-              <w:end w:w="120" w:type="dxa"/>
-            </w:tcMar>
-          </w:tcPr>
-          <w:p>
-            <w:pPr>
-              <w:keepNext w:val="0"/>
-              <w:spacing w:before="0" w:after="0" w:line="245" w:lineRule="auto"/>
-              <w:jc w:val="left"/>
-            </w:pPr>
-            <w:r>
-              <w:rPr>
-                <w:rFonts w:ascii="DejaVu Sans" w:hAnsi="DejaVu Sans"/>
-                <w:color w:val="000000"/>
-                <w:sz w:val="16"/>
-              </w:rPr>
-              <w:t>Saber pode tornar-se ponte</w:t>
-            </w:r>
-          </w:p>
-        </w:tc>
-        <w:tc>
-          <w:tcPr>
-            <w:tcW w:type="dxa" w:w="3744"/>
-            <w:vAlign w:val="center"/>
-            <w:tcMar>
-              <w:top w:w="110" w:type="dxa"/>
-              <w:start w:w="120" w:type="dxa"/>
-              <w:bottom w:w="110" w:type="dxa"/>
-              <w:end w:w="120" w:type="dxa"/>
-            </w:tcMar>
-          </w:tcPr>
-          <w:p>
-            <w:pPr>
-              <w:keepNext w:val="0"/>
-              <w:spacing w:before="0" w:after="0" w:line="245" w:lineRule="auto"/>
-              <w:jc w:val="left"/>
-            </w:pPr>
-            <w:r>
-              <w:rPr>
-                <w:rFonts w:ascii="DejaVu Sans" w:hAnsi="DejaVu Sans"/>
-                <w:color w:val="000000"/>
-                <w:sz w:val="16"/>
-              </w:rPr>
-              <w:t>Encerramento</w:t>
+            <w:tcW w:type="dxa" w:w="3331"/>
+          </w:tcPr>
+          <w:p>
+            <w:pPr>
+              <w:keepNext w:val="0"/>
+            </w:pPr>
+            <w:r>
+              <w:rPr>
+                <w:sz w:val="18"/>
+              </w:rPr>
+              <w:t>O que importa aqui?</w:t>
+            </w:r>
+          </w:p>
+        </w:tc>
+        <w:tc>
+          <w:tcPr>
+            <w:tcW w:type="dxa" w:w="3331"/>
+          </w:tcPr>
+          <w:p>
+            <w:pPr>
+              <w:keepNext w:val="0"/>
+            </w:pPr>
+            <w:r>
+              <w:rPr>
+                <w:sz w:val="18"/>
+              </w:rPr>
+              <w:t>Conteúdo e aplicação</w:t>
+            </w:r>
+          </w:p>
+        </w:tc>
+      </w:tr>
+      <w:tr>
+        <w:trPr>
+          <w:cantSplit/>
+        </w:trPr>
+        <w:tc>
+          <w:tcPr>
+            <w:tcW w:type="dxa" w:w="3331"/>
+          </w:tcPr>
+          <w:p>
+            <w:pPr>
+              <w:keepNext w:val="0"/>
+            </w:pPr>
+            <w:r>
+              <w:rPr>
+                <w:sz w:val="18"/>
+              </w:rPr>
+              <w:t>30</w:t>
+            </w:r>
+          </w:p>
+        </w:tc>
+        <w:tc>
+          <w:tcPr>
+            <w:tcW w:type="dxa" w:w="3331"/>
+          </w:tcPr>
+          <w:p>
+            <w:pPr>
+              <w:keepNext w:val="0"/>
+            </w:pPr>
+            <w:r>
+              <w:rPr>
+                <w:sz w:val="18"/>
+              </w:rPr>
+              <w:t>De volta ao presente</w:t>
+            </w:r>
+          </w:p>
+        </w:tc>
+        <w:tc>
+          <w:tcPr>
+            <w:tcW w:type="dxa" w:w="3331"/>
+          </w:tcPr>
+          <w:p>
+            <w:pPr>
+              <w:keepNext w:val="0"/>
+            </w:pPr>
+            <w:r>
+              <w:rPr>
+                <w:sz w:val="18"/>
+              </w:rPr>
+              <w:t>Conteúdo e aplicação</w:t>
+            </w:r>
+          </w:p>
+        </w:tc>
+      </w:tr>
+      <w:tr>
+        <w:trPr>
+          <w:cantSplit/>
+        </w:trPr>
+        <w:tc>
+          <w:tcPr>
+            <w:tcW w:type="dxa" w:w="3331"/>
+          </w:tcPr>
+          <w:p>
+            <w:pPr>
+              <w:keepNext w:val="0"/>
+            </w:pPr>
+            <w:r>
+              <w:rPr>
+                <w:sz w:val="18"/>
+              </w:rPr>
+              <w:t>31</w:t>
+            </w:r>
+          </w:p>
+        </w:tc>
+        <w:tc>
+          <w:tcPr>
+            <w:tcW w:type="dxa" w:w="3331"/>
+          </w:tcPr>
+          <w:p>
+            <w:pPr>
+              <w:keepNext w:val="0"/>
+            </w:pPr>
+            <w:r>
+              <w:rPr>
+                <w:sz w:val="18"/>
+              </w:rPr>
+              <w:t>O que ficou diferente na sua pergunta?</w:t>
+            </w:r>
+          </w:p>
+        </w:tc>
+        <w:tc>
+          <w:tcPr>
+            <w:tcW w:type="dxa" w:w="3331"/>
+          </w:tcPr>
+          <w:p>
+            <w:pPr>
+              <w:keepNext w:val="0"/>
+            </w:pPr>
+            <w:r>
+              <w:rPr>
+                <w:sz w:val="18"/>
+              </w:rPr>
+              <w:t>Conteúdo e aplicação</w:t>
+            </w:r>
+          </w:p>
+        </w:tc>
+      </w:tr>
+      <w:tr>
+        <w:trPr>
+          <w:cantSplit/>
+        </w:trPr>
+        <w:tc>
+          <w:tcPr>
+            <w:tcW w:type="dxa" w:w="3331"/>
+          </w:tcPr>
+          <w:p>
+            <w:pPr>
+              <w:keepNext w:val="0"/>
+            </w:pPr>
+            <w:r>
+              <w:rPr>
+                <w:sz w:val="18"/>
+              </w:rPr>
+              <w:t>32</w:t>
+            </w:r>
+          </w:p>
+        </w:tc>
+        <w:tc>
+          <w:tcPr>
+            <w:tcW w:type="dxa" w:w="3331"/>
+          </w:tcPr>
+          <w:p>
+            <w:pPr>
+              <w:keepNext w:val="0"/>
+            </w:pPr>
+            <w:r>
+              <w:rPr>
+                <w:sz w:val="18"/>
+              </w:rPr>
+              <w:t>A interpretação agora pode ser examinada</w:t>
+            </w:r>
+          </w:p>
+        </w:tc>
+        <w:tc>
+          <w:tcPr>
+            <w:tcW w:type="dxa" w:w="3331"/>
+          </w:tcPr>
+          <w:p>
+            <w:pPr>
+              <w:keepNext w:val="0"/>
+            </w:pPr>
+            <w:r>
+              <w:rPr>
+                <w:sz w:val="18"/>
+              </w:rPr>
+              <w:t>Síntese e possibilidade</w:t>
+            </w:r>
+          </w:p>
+        </w:tc>
+      </w:tr>
+      <w:tr>
+        <w:trPr>
+          <w:cantSplit/>
+        </w:trPr>
+        <w:tc>
+          <w:tcPr>
+            <w:tcW w:type="dxa" w:w="3331"/>
+          </w:tcPr>
+          <w:p>
+            <w:pPr>
+              <w:keepNext w:val="0"/>
+            </w:pPr>
+            <w:r>
+              <w:rPr>
+                <w:sz w:val="18"/>
+              </w:rPr>
+              <w:t>33</w:t>
+            </w:r>
+          </w:p>
+        </w:tc>
+        <w:tc>
+          <w:tcPr>
+            <w:tcW w:type="dxa" w:w="3331"/>
+          </w:tcPr>
+          <w:p>
+            <w:pPr>
+              <w:keepNext w:val="0"/>
+            </w:pPr>
+            <w:r>
+              <w:rPr>
+                <w:sz w:val="18"/>
+              </w:rPr>
+              <w:t>EIXO</w:t>
+            </w:r>
+          </w:p>
+        </w:tc>
+        <w:tc>
+          <w:tcPr>
+            <w:tcW w:type="dxa" w:w="3331"/>
+          </w:tcPr>
+          <w:p>
+            <w:pPr>
+              <w:keepNext w:val="0"/>
+            </w:pPr>
+            <w:r>
+              <w:rPr>
+                <w:sz w:val="18"/>
+              </w:rPr>
+              <w:t>Síntese e possibilidade</w:t>
+            </w:r>
+          </w:p>
+        </w:tc>
+      </w:tr>
+      <w:tr>
+        <w:trPr>
+          <w:cantSplit/>
+        </w:trPr>
+        <w:tc>
+          <w:tcPr>
+            <w:tcW w:type="dxa" w:w="3331"/>
+          </w:tcPr>
+          <w:p>
+            <w:pPr>
+              <w:keepNext w:val="0"/>
+            </w:pPr>
+            <w:r>
+              <w:rPr>
+                <w:sz w:val="18"/>
+              </w:rPr>
+              <w:t>34</w:t>
+            </w:r>
+          </w:p>
+        </w:tc>
+        <w:tc>
+          <w:tcPr>
+            <w:tcW w:type="dxa" w:w="3331"/>
+          </w:tcPr>
+          <w:p>
+            <w:r>
+              <w:t>Necessidades, relações e participação</w:t>
+            </w:r>
+          </w:p>
+        </w:tc>
+        <w:tc>
+          <w:tcPr>
+            <w:tcW w:type="dxa" w:w="3331"/>
+          </w:tcPr>
+          <w:p>
+            <w:r>
+              <w:t>Necessidade, disponibilidade e limites de responsabilidade</w:t>
+            </w:r>
+          </w:p>
+        </w:tc>
+      </w:tr>
+      <w:tr>
+        <w:trPr>
+          <w:cantSplit/>
+        </w:trPr>
+        <w:tc>
+          <w:tcPr>
+            <w:tcW w:type="dxa" w:w="3331"/>
+          </w:tcPr>
+          <w:p>
+            <w:pPr>
+              <w:keepNext w:val="0"/>
+            </w:pPr>
+            <w:r>
+              <w:rPr>
+                <w:sz w:val="18"/>
+              </w:rPr>
+              <w:t>35</w:t>
+            </w:r>
+          </w:p>
+        </w:tc>
+        <w:tc>
+          <w:tcPr>
+            <w:tcW w:type="dxa" w:w="3331"/>
+          </w:tcPr>
+          <w:p>
+            <w:pPr>
+              <w:keepNext w:val="0"/>
+            </w:pPr>
+            <w:r>
+              <w:rPr>
+                <w:sz w:val="18"/>
+              </w:rPr>
+              <w:t>Sorriso Interior</w:t>
+            </w:r>
+          </w:p>
+        </w:tc>
+        <w:tc>
+          <w:tcPr>
+            <w:tcW w:type="dxa" w:w="3331"/>
+          </w:tcPr>
+          <w:p>
+            <w:pPr>
+              <w:keepNext w:val="0"/>
+            </w:pPr>
+            <w:r>
+              <w:rPr>
+                <w:sz w:val="18"/>
+              </w:rPr>
+              <w:t>Síntese e possibilidade</w:t>
+            </w:r>
+          </w:p>
+        </w:tc>
+      </w:tr>
+      <w:tr>
+        <w:trPr>
+          <w:cantSplit/>
+        </w:trPr>
+        <w:tc>
+          <w:tcPr>
+            <w:tcW w:type="dxa" w:w="3331"/>
+          </w:tcPr>
+          <w:p>
+            <w:pPr>
+              <w:keepNext w:val="0"/>
+            </w:pPr>
+            <w:r>
+              <w:rPr>
+                <w:sz w:val="18"/>
+              </w:rPr>
+              <w:t>36</w:t>
+            </w:r>
+          </w:p>
+        </w:tc>
+        <w:tc>
+          <w:tcPr>
+            <w:tcW w:type="dxa" w:w="3331"/>
+          </w:tcPr>
+          <w:p>
+            <w:pPr>
+              <w:keepNext w:val="0"/>
+            </w:pPr>
+            <w:r>
+              <w:rPr>
+                <w:sz w:val="18"/>
+              </w:rPr>
+              <w:t>Perder o eixo não significa perder o percurso</w:t>
+            </w:r>
+          </w:p>
+        </w:tc>
+        <w:tc>
+          <w:tcPr>
+            <w:tcW w:type="dxa" w:w="3331"/>
+          </w:tcPr>
+          <w:p>
+            <w:pPr>
+              <w:keepNext w:val="0"/>
+            </w:pPr>
+            <w:r>
+              <w:rPr>
+                <w:sz w:val="18"/>
+              </w:rPr>
+              <w:t>Síntese e possibilidade</w:t>
+            </w:r>
+          </w:p>
+        </w:tc>
+      </w:tr>
+      <w:tr>
+        <w:trPr>
+          <w:cantSplit/>
+        </w:trPr>
+        <w:tc>
+          <w:tcPr>
+            <w:tcW w:type="dxa" w:w="3331"/>
+          </w:tcPr>
+          <w:p>
+            <w:pPr>
+              <w:keepNext w:val="0"/>
+            </w:pPr>
+            <w:r>
+              <w:rPr>
+                <w:sz w:val="18"/>
+              </w:rPr>
+              <w:t>37</w:t>
+            </w:r>
+          </w:p>
+        </w:tc>
+        <w:tc>
+          <w:tcPr>
+            <w:tcW w:type="dxa" w:w="3331"/>
+          </w:tcPr>
+          <w:p>
+            <w:pPr>
+              <w:keepNext w:val="0"/>
+            </w:pPr>
+            <w:r>
+              <w:rPr>
+                <w:sz w:val="18"/>
+              </w:rPr>
+              <w:t>Traduzindo o Ser Humano</w:t>
+            </w:r>
+          </w:p>
+        </w:tc>
+        <w:tc>
+          <w:tcPr>
+            <w:tcW w:type="dxa" w:w="3331"/>
+          </w:tcPr>
+          <w:p>
+            <w:pPr>
+              <w:keepNext w:val="0"/>
+            </w:pPr>
+            <w:r>
+              <w:rPr>
+                <w:sz w:val="18"/>
+              </w:rPr>
+              <w:t>Percurso e condições</w:t>
+            </w:r>
+          </w:p>
+        </w:tc>
+      </w:tr>
+      <w:tr>
+        <w:trPr>
+          <w:cantSplit/>
+        </w:trPr>
+        <w:tc>
+          <w:tcPr>
+            <w:tcW w:type="dxa" w:w="3331"/>
+          </w:tcPr>
+          <w:p>
+            <w:pPr>
+              <w:keepNext w:val="0"/>
+            </w:pPr>
+            <w:r>
+              <w:rPr>
+                <w:sz w:val="18"/>
+              </w:rPr>
+              <w:t>38</w:t>
+            </w:r>
+          </w:p>
+        </w:tc>
+        <w:tc>
+          <w:tcPr>
+            <w:tcW w:type="dxa" w:w="3331"/>
+          </w:tcPr>
+          <w:p>
+            <w:pPr>
+              <w:keepNext w:val="0"/>
+            </w:pPr>
+            <w:r>
+              <w:rPr>
+                <w:sz w:val="18"/>
+              </w:rPr>
+              <w:t>Para quem quer participar de outra maneira</w:t>
+            </w:r>
+          </w:p>
+        </w:tc>
+        <w:tc>
+          <w:tcPr>
+            <w:tcW w:type="dxa" w:w="3331"/>
+          </w:tcPr>
+          <w:p>
+            <w:pPr>
+              <w:keepNext w:val="0"/>
+            </w:pPr>
+            <w:r>
+              <w:rPr>
+                <w:sz w:val="18"/>
+              </w:rPr>
+              <w:t>Percurso e condições</w:t>
+            </w:r>
+          </w:p>
+        </w:tc>
+      </w:tr>
+      <w:tr>
+        <w:trPr>
+          <w:cantSplit/>
+        </w:trPr>
+        <w:tc>
+          <w:tcPr>
+            <w:tcW w:type="dxa" w:w="3331"/>
+          </w:tcPr>
+          <w:p>
+            <w:pPr>
+              <w:keepNext w:val="0"/>
+            </w:pPr>
+            <w:r>
+              <w:rPr>
+                <w:sz w:val="18"/>
+              </w:rPr>
+              <w:t>39</w:t>
+            </w:r>
+          </w:p>
+        </w:tc>
+        <w:tc>
+          <w:tcPr>
+            <w:tcW w:type="dxa" w:w="3331"/>
+          </w:tcPr>
+          <w:p>
+            <w:pPr>
+              <w:keepNext w:val="0"/>
+            </w:pPr>
+            <w:r>
+              <w:rPr>
+                <w:sz w:val="18"/>
+              </w:rPr>
+              <w:t>O que você poderá cultivar</w:t>
+            </w:r>
+          </w:p>
+        </w:tc>
+        <w:tc>
+          <w:tcPr>
+            <w:tcW w:type="dxa" w:w="3331"/>
+          </w:tcPr>
+          <w:p>
+            <w:pPr>
+              <w:keepNext w:val="0"/>
+            </w:pPr>
+            <w:r>
+              <w:rPr>
+                <w:sz w:val="18"/>
+              </w:rPr>
+              <w:t>Percurso e condições</w:t>
+            </w:r>
+          </w:p>
+        </w:tc>
+      </w:tr>
+      <w:tr>
+        <w:trPr>
+          <w:cantSplit/>
+        </w:trPr>
+        <w:tc>
+          <w:tcPr>
+            <w:tcW w:type="dxa" w:w="3331"/>
+          </w:tcPr>
+          <w:p>
+            <w:pPr>
+              <w:keepNext w:val="0"/>
+            </w:pPr>
+            <w:r>
+              <w:rPr>
+                <w:sz w:val="18"/>
+              </w:rPr>
+              <w:t>40</w:t>
+            </w:r>
+          </w:p>
+        </w:tc>
+        <w:tc>
+          <w:tcPr>
+            <w:tcW w:type="dxa" w:w="3331"/>
+          </w:tcPr>
+          <w:p>
+            <w:pPr>
+              <w:keepNext w:val="0"/>
+            </w:pPr>
+            <w:r>
+              <w:rPr>
+                <w:sz w:val="18"/>
+              </w:rPr>
+              <w:t>Um percurso que pode ser retomado</w:t>
+            </w:r>
+          </w:p>
+        </w:tc>
+        <w:tc>
+          <w:tcPr>
+            <w:tcW w:type="dxa" w:w="3331"/>
+          </w:tcPr>
+          <w:p>
+            <w:pPr>
+              <w:keepNext w:val="0"/>
+            </w:pPr>
+            <w:r>
+              <w:rPr>
+                <w:sz w:val="18"/>
+              </w:rPr>
+              <w:t>Percurso e condições</w:t>
+            </w:r>
+          </w:p>
+        </w:tc>
+      </w:tr>
+      <w:tr>
+        <w:trPr>
+          <w:cantSplit/>
+        </w:trPr>
+        <w:tc>
+          <w:tcPr>
+            <w:tcW w:type="dxa" w:w="3331"/>
+          </w:tcPr>
+          <w:p>
+            <w:pPr>
+              <w:keepNext w:val="0"/>
+            </w:pPr>
+            <w:r>
+              <w:rPr>
+                <w:sz w:val="18"/>
+              </w:rPr>
+              <w:t>41</w:t>
+            </w:r>
+          </w:p>
+        </w:tc>
+        <w:tc>
+          <w:tcPr>
+            <w:tcW w:type="dxa" w:w="3331"/>
+          </w:tcPr>
+          <w:p>
+            <w:pPr>
+              <w:keepNext w:val="0"/>
+            </w:pPr>
+            <w:r>
+              <w:rPr>
+                <w:sz w:val="18"/>
+              </w:rPr>
+              <w:t>A jornada</w:t>
+            </w:r>
+          </w:p>
+        </w:tc>
+        <w:tc>
+          <w:tcPr>
+            <w:tcW w:type="dxa" w:w="3331"/>
+          </w:tcPr>
+          <w:p>
+            <w:pPr>
+              <w:keepNext w:val="0"/>
+            </w:pPr>
+            <w:r>
+              <w:rPr>
+                <w:sz w:val="18"/>
+              </w:rPr>
+              <w:t>Percurso e condições</w:t>
+            </w:r>
+          </w:p>
+        </w:tc>
+      </w:tr>
+      <w:tr>
+        <w:trPr>
+          <w:cantSplit/>
+        </w:trPr>
+        <w:tc>
+          <w:tcPr>
+            <w:tcW w:type="dxa" w:w="3331"/>
+          </w:tcPr>
+          <w:p>
+            <w:pPr>
+              <w:keepNext w:val="0"/>
+            </w:pPr>
+            <w:r>
+              <w:rPr>
+                <w:sz w:val="18"/>
+              </w:rPr>
+              <w:t>42</w:t>
+            </w:r>
+          </w:p>
+        </w:tc>
+        <w:tc>
+          <w:tcPr>
+            <w:tcW w:type="dxa" w:w="3331"/>
+          </w:tcPr>
+          <w:p>
+            <w:pPr>
+              <w:keepNext w:val="0"/>
+            </w:pPr>
+            <w:r>
+              <w:rPr>
+                <w:sz w:val="18"/>
+              </w:rPr>
+              <w:t>Comece aqui: boas-vindas e instruções</w:t>
+            </w:r>
+          </w:p>
+        </w:tc>
+        <w:tc>
+          <w:tcPr>
+            <w:tcW w:type="dxa" w:w="3331"/>
+          </w:tcPr>
+          <w:p>
+            <w:pPr>
+              <w:keepNext w:val="0"/>
+            </w:pPr>
+            <w:r>
+              <w:rPr>
+                <w:sz w:val="18"/>
+              </w:rPr>
+              <w:t>Percurso e condições</w:t>
+            </w:r>
+          </w:p>
+        </w:tc>
+      </w:tr>
+      <w:tr>
+        <w:trPr>
+          <w:cantSplit/>
+        </w:trPr>
+        <w:tc>
+          <w:tcPr>
+            <w:tcW w:type="dxa" w:w="3331"/>
+          </w:tcPr>
+          <w:p>
+            <w:pPr>
+              <w:keepNext w:val="0"/>
+            </w:pPr>
+            <w:r>
+              <w:rPr>
+                <w:sz w:val="18"/>
+              </w:rPr>
+              <w:t>43</w:t>
+            </w:r>
+          </w:p>
+        </w:tc>
+        <w:tc>
+          <w:tcPr>
+            <w:tcW w:type="dxa" w:w="3331"/>
+          </w:tcPr>
+          <w:p>
+            <w:pPr>
+              <w:keepNext w:val="0"/>
+            </w:pPr>
+            <w:r>
+              <w:rPr>
+                <w:sz w:val="18"/>
+              </w:rPr>
+              <w:t>Traduzindo a experiência</w:t>
+            </w:r>
+          </w:p>
+        </w:tc>
+        <w:tc>
+          <w:tcPr>
+            <w:tcW w:type="dxa" w:w="3331"/>
+          </w:tcPr>
+          <w:p>
+            <w:pPr>
+              <w:keepNext w:val="0"/>
+            </w:pPr>
+            <w:r>
+              <w:rPr>
+                <w:sz w:val="18"/>
+              </w:rPr>
+              <w:t>Percurso e condições</w:t>
+            </w:r>
+          </w:p>
+        </w:tc>
+      </w:tr>
+      <w:tr>
+        <w:trPr>
+          <w:cantSplit/>
+        </w:trPr>
+        <w:tc>
+          <w:tcPr>
+            <w:tcW w:type="dxa" w:w="3331"/>
+          </w:tcPr>
+          <w:p>
+            <w:pPr>
+              <w:keepNext w:val="0"/>
+            </w:pPr>
+            <w:r>
+              <w:rPr>
+                <w:sz w:val="18"/>
+              </w:rPr>
+              <w:t>44</w:t>
+            </w:r>
+          </w:p>
+        </w:tc>
+        <w:tc>
+          <w:tcPr>
+            <w:tcW w:type="dxa" w:w="3331"/>
+          </w:tcPr>
+          <w:p>
+            <w:pPr>
+              <w:keepNext w:val="0"/>
+            </w:pPr>
+            <w:r>
+              <w:rPr>
+                <w:sz w:val="18"/>
+              </w:rPr>
+              <w:t>Aprenda a traduzir sua experiência sem reduzi-la</w:t>
+            </w:r>
+          </w:p>
+        </w:tc>
+        <w:tc>
+          <w:tcPr>
+            <w:tcW w:type="dxa" w:w="3331"/>
+          </w:tcPr>
+          <w:p>
+            <w:pPr>
+              <w:keepNext w:val="0"/>
+            </w:pPr>
+            <w:r>
+              <w:rPr>
+                <w:sz w:val="18"/>
+              </w:rPr>
+              <w:t>Percurso e condições</w:t>
+            </w:r>
+          </w:p>
+        </w:tc>
+      </w:tr>
+      <w:tr>
+        <w:trPr>
+          <w:cantSplit/>
+        </w:trPr>
+        <w:tc>
+          <w:tcPr>
+            <w:tcW w:type="dxa" w:w="3331"/>
+          </w:tcPr>
+          <w:p>
+            <w:pPr>
+              <w:keepNext w:val="0"/>
+            </w:pPr>
+            <w:r>
+              <w:rPr>
+                <w:sz w:val="18"/>
+              </w:rPr>
+              <w:t>45</w:t>
+            </w:r>
+          </w:p>
+        </w:tc>
+        <w:tc>
+          <w:tcPr>
+            <w:tcW w:type="dxa" w:w="3331"/>
+          </w:tcPr>
+          <w:p>
+            <w:pPr>
+              <w:keepNext w:val="0"/>
+            </w:pPr>
+            <w:r>
+              <w:rPr>
+                <w:sz w:val="18"/>
+              </w:rPr>
+              <w:t>Use o corpo como apoio para recuperar presença e orientação</w:t>
+            </w:r>
+          </w:p>
+        </w:tc>
+        <w:tc>
+          <w:tcPr>
+            <w:tcW w:type="dxa" w:w="3331"/>
+          </w:tcPr>
+          <w:p>
+            <w:pPr>
+              <w:keepNext w:val="0"/>
+            </w:pPr>
+            <w:r>
+              <w:rPr>
+                <w:sz w:val="18"/>
+              </w:rPr>
+              <w:t>Percurso e condições</w:t>
+            </w:r>
+          </w:p>
+        </w:tc>
+      </w:tr>
+      <w:tr>
+        <w:trPr>
+          <w:cantSplit/>
+        </w:trPr>
+        <w:tc>
+          <w:tcPr>
+            <w:tcW w:type="dxa" w:w="3331"/>
+          </w:tcPr>
+          <w:p>
+            <w:pPr>
+              <w:keepNext w:val="0"/>
+            </w:pPr>
+            <w:r>
+              <w:rPr>
+                <w:sz w:val="18"/>
+              </w:rPr>
+              <w:t>46</w:t>
+            </w:r>
+          </w:p>
+        </w:tc>
+        <w:tc>
+          <w:tcPr>
+            <w:tcW w:type="dxa" w:w="3331"/>
+          </w:tcPr>
+          <w:p>
+            <w:pPr>
+              <w:keepNext w:val="0"/>
+            </w:pPr>
+            <w:r>
+              <w:rPr>
+                <w:sz w:val="18"/>
+              </w:rPr>
+              <w:t>Diferencie emoções e padrões para ampliar suas respostas</w:t>
+            </w:r>
+          </w:p>
+        </w:tc>
+        <w:tc>
+          <w:tcPr>
+            <w:tcW w:type="dxa" w:w="3331"/>
+          </w:tcPr>
+          <w:p>
+            <w:pPr>
+              <w:keepNext w:val="0"/>
+            </w:pPr>
+            <w:r>
+              <w:rPr>
+                <w:sz w:val="18"/>
+              </w:rPr>
+              <w:t>Percurso e condições</w:t>
+            </w:r>
+          </w:p>
+        </w:tc>
+      </w:tr>
+      <w:tr>
+        <w:trPr>
+          <w:cantSplit/>
+        </w:trPr>
+        <w:tc>
+          <w:tcPr>
+            <w:tcW w:type="dxa" w:w="3331"/>
+          </w:tcPr>
+          <w:p>
+            <w:pPr>
+              <w:keepNext w:val="0"/>
+            </w:pPr>
+            <w:r>
+              <w:rPr>
+                <w:sz w:val="18"/>
+              </w:rPr>
+              <w:t>47</w:t>
+            </w:r>
+          </w:p>
+        </w:tc>
+        <w:tc>
+          <w:tcPr>
+            <w:tcW w:type="dxa" w:w="3331"/>
+          </w:tcPr>
+          <w:p>
+            <w:pPr>
+              <w:keepNext w:val="0"/>
+            </w:pPr>
+            <w:r>
+              <w:rPr>
+                <w:sz w:val="18"/>
+              </w:rPr>
+              <w:t>Oriente suas escolhas por valores, sentido e referência profunda</w:t>
+            </w:r>
+          </w:p>
+        </w:tc>
+        <w:tc>
+          <w:tcPr>
+            <w:tcW w:type="dxa" w:w="3331"/>
+          </w:tcPr>
+          <w:p>
+            <w:pPr>
+              <w:keepNext w:val="0"/>
+            </w:pPr>
+            <w:r>
+              <w:rPr>
+                <w:sz w:val="18"/>
+              </w:rPr>
+              <w:t>Percurso e condições</w:t>
+            </w:r>
+          </w:p>
+        </w:tc>
+      </w:tr>
+      <w:tr>
+        <w:trPr>
+          <w:cantSplit/>
+        </w:trPr>
+        <w:tc>
+          <w:tcPr>
+            <w:tcW w:type="dxa" w:w="3331"/>
+          </w:tcPr>
+          <w:p>
+            <w:pPr>
+              <w:keepNext w:val="0"/>
+            </w:pPr>
+            <w:r>
+              <w:rPr>
+                <w:sz w:val="18"/>
+              </w:rPr>
+              <w:t>48</w:t>
+            </w:r>
+          </w:p>
+        </w:tc>
+        <w:tc>
+          <w:tcPr>
+            <w:tcW w:type="dxa" w:w="3331"/>
+          </w:tcPr>
+          <w:p>
+            <w:pPr>
+              <w:keepNext w:val="0"/>
+            </w:pPr>
+            <w:r>
+              <w:rPr>
+                <w:sz w:val="18"/>
+              </w:rPr>
+              <w:t>Integre diferenças e construa uma coerência possível</w:t>
+            </w:r>
+          </w:p>
+        </w:tc>
+        <w:tc>
+          <w:tcPr>
+            <w:tcW w:type="dxa" w:w="3331"/>
+          </w:tcPr>
+          <w:p>
+            <w:pPr>
+              <w:keepNext w:val="0"/>
+            </w:pPr>
+            <w:r>
+              <w:rPr>
+                <w:sz w:val="18"/>
+              </w:rPr>
+              <w:t>Percurso e condições</w:t>
+            </w:r>
+          </w:p>
+        </w:tc>
+      </w:tr>
+      <w:tr>
+        <w:trPr>
+          <w:cantSplit/>
+        </w:trPr>
+        <w:tc>
+          <w:tcPr>
+            <w:tcW w:type="dxa" w:w="3331"/>
+          </w:tcPr>
+          <w:p>
+            <w:pPr>
+              <w:keepNext w:val="0"/>
+            </w:pPr>
+            <w:r>
+              <w:rPr>
+                <w:sz w:val="18"/>
+              </w:rPr>
+              <w:t>49</w:t>
+            </w:r>
+          </w:p>
+        </w:tc>
+        <w:tc>
+          <w:tcPr>
+            <w:tcW w:type="dxa" w:w="3331"/>
+          </w:tcPr>
+          <w:p>
+            <w:pPr>
+              <w:keepNext w:val="0"/>
+            </w:pPr>
+            <w:r>
+              <w:rPr>
+                <w:sz w:val="18"/>
+              </w:rPr>
+              <w:t>Leve o aprendizado para relações, limites e reparação</w:t>
+            </w:r>
+          </w:p>
+        </w:tc>
+        <w:tc>
+          <w:tcPr>
+            <w:tcW w:type="dxa" w:w="3331"/>
+          </w:tcPr>
+          <w:p>
+            <w:pPr>
+              <w:keepNext w:val="0"/>
+            </w:pPr>
+            <w:r>
+              <w:rPr>
+                <w:sz w:val="18"/>
+              </w:rPr>
+              <w:t>Percurso e condições</w:t>
+            </w:r>
+          </w:p>
+        </w:tc>
+      </w:tr>
+      <w:tr>
+        <w:trPr>
+          <w:cantSplit/>
+        </w:trPr>
+        <w:tc>
+          <w:tcPr>
+            <w:tcW w:type="dxa" w:w="3331"/>
+          </w:tcPr>
+          <w:p>
+            <w:pPr>
+              <w:keepNext w:val="0"/>
+            </w:pPr>
+            <w:r>
+              <w:rPr>
+                <w:sz w:val="18"/>
+              </w:rPr>
+              <w:t>50</w:t>
+            </w:r>
+          </w:p>
+        </w:tc>
+        <w:tc>
+          <w:tcPr>
+            <w:tcW w:type="dxa" w:w="3331"/>
+          </w:tcPr>
+          <w:p>
+            <w:pPr>
+              <w:keepNext w:val="0"/>
+            </w:pPr>
+            <w:r>
+              <w:rPr>
+                <w:sz w:val="18"/>
+              </w:rPr>
+              <w:t>Conclusão e continuidade</w:t>
+            </w:r>
+          </w:p>
+        </w:tc>
+        <w:tc>
+          <w:tcPr>
+            <w:tcW w:type="dxa" w:w="3331"/>
+          </w:tcPr>
+          <w:p>
+            <w:pPr>
+              <w:keepNext w:val="0"/>
+            </w:pPr>
+            <w:r>
+              <w:rPr>
+                <w:sz w:val="18"/>
+              </w:rPr>
+              <w:t>Percurso e condições</w:t>
+            </w:r>
+          </w:p>
+        </w:tc>
+      </w:tr>
+      <w:tr>
+        <w:trPr>
+          <w:cantSplit/>
+        </w:trPr>
+        <w:tc>
+          <w:tcPr>
+            <w:tcW w:type="dxa" w:w="3331"/>
+          </w:tcPr>
+          <w:p>
+            <w:pPr>
+              <w:keepNext w:val="0"/>
+            </w:pPr>
+            <w:r>
+              <w:rPr>
+                <w:sz w:val="18"/>
+              </w:rPr>
+              <w:t>51</w:t>
+            </w:r>
+          </w:p>
+        </w:tc>
+        <w:tc>
+          <w:tcPr>
+            <w:tcW w:type="dxa" w:w="3331"/>
+          </w:tcPr>
+          <w:p>
+            <w:pPr>
+              <w:keepNext w:val="0"/>
+            </w:pPr>
+            <w:r>
+              <w:rPr>
+                <w:sz w:val="18"/>
+              </w:rPr>
+              <w:t>Aulas para estudar e revisitar</w:t>
+            </w:r>
+          </w:p>
+        </w:tc>
+        <w:tc>
+          <w:tcPr>
+            <w:tcW w:type="dxa" w:w="3331"/>
+          </w:tcPr>
+          <w:p>
+            <w:pPr>
+              <w:keepNext w:val="0"/>
+            </w:pPr>
+            <w:r>
+              <w:rPr>
+                <w:sz w:val="18"/>
+              </w:rPr>
+              <w:t>Percurso e condições</w:t>
+            </w:r>
+          </w:p>
+        </w:tc>
+      </w:tr>
+      <w:tr>
+        <w:trPr>
+          <w:cantSplit/>
+        </w:trPr>
+        <w:tc>
+          <w:tcPr>
+            <w:tcW w:type="dxa" w:w="3331"/>
+          </w:tcPr>
+          <w:p>
+            <w:pPr>
+              <w:keepNext w:val="0"/>
+            </w:pPr>
+            <w:r>
+              <w:rPr>
+                <w:sz w:val="18"/>
+              </w:rPr>
+              <w:t>52</w:t>
+            </w:r>
+          </w:p>
+        </w:tc>
+        <w:tc>
+          <w:tcPr>
+            <w:tcW w:type="dxa" w:w="3331"/>
+          </w:tcPr>
+          <w:p>
+            <w:pPr>
+              <w:keepNext w:val="0"/>
+            </w:pPr>
+            <w:r>
+              <w:rPr>
+                <w:sz w:val="18"/>
+              </w:rPr>
+              <w:t>Prática orientada, ao vivo</w:t>
+            </w:r>
+          </w:p>
+        </w:tc>
+        <w:tc>
+          <w:tcPr>
+            <w:tcW w:type="dxa" w:w="3331"/>
+          </w:tcPr>
+          <w:p>
+            <w:pPr>
+              <w:keepNext w:val="0"/>
+            </w:pPr>
+            <w:r>
+              <w:rPr>
+                <w:sz w:val="18"/>
+              </w:rPr>
+              <w:t>Percurso e condições</w:t>
+            </w:r>
+          </w:p>
+        </w:tc>
+      </w:tr>
+      <w:tr>
+        <w:trPr>
+          <w:cantSplit/>
+        </w:trPr>
+        <w:tc>
+          <w:tcPr>
+            <w:tcW w:type="dxa" w:w="3331"/>
+          </w:tcPr>
+          <w:p>
+            <w:pPr>
+              <w:keepNext w:val="0"/>
+            </w:pPr>
+            <w:r>
+              <w:rPr>
+                <w:sz w:val="18"/>
+              </w:rPr>
+              <w:t>53</w:t>
+            </w:r>
+          </w:p>
+        </w:tc>
+        <w:tc>
+          <w:tcPr>
+            <w:tcW w:type="dxa" w:w="3331"/>
+          </w:tcPr>
+          <w:p>
+            <w:pPr>
+              <w:keepNext w:val="0"/>
+            </w:pPr>
+            <w:r>
+              <w:rPr>
+                <w:sz w:val="18"/>
+              </w:rPr>
+              <w:t>Nossos encontros</w:t>
+            </w:r>
+          </w:p>
+        </w:tc>
+        <w:tc>
+          <w:tcPr>
+            <w:tcW w:type="dxa" w:w="3331"/>
+          </w:tcPr>
+          <w:p>
+            <w:pPr>
+              <w:keepNext w:val="0"/>
+            </w:pPr>
+            <w:r>
+              <w:rPr>
+                <w:sz w:val="18"/>
+              </w:rPr>
+              <w:t>Percurso e condições</w:t>
+            </w:r>
+          </w:p>
+        </w:tc>
+      </w:tr>
+      <w:tr>
+        <w:trPr>
+          <w:cantSplit/>
+        </w:trPr>
+        <w:tc>
+          <w:tcPr>
+            <w:tcW w:type="dxa" w:w="3331"/>
+          </w:tcPr>
+          <w:p>
+            <w:pPr>
+              <w:keepNext w:val="0"/>
+            </w:pPr>
+            <w:r>
+              <w:rPr>
+                <w:sz w:val="18"/>
+              </w:rPr>
+              <w:t>54</w:t>
+            </w:r>
+          </w:p>
+        </w:tc>
+        <w:tc>
+          <w:tcPr>
+            <w:tcW w:type="dxa" w:w="3331"/>
+          </w:tcPr>
+          <w:p>
+            <w:pPr>
+              <w:keepNext w:val="0"/>
+            </w:pPr>
+            <w:r>
+              <w:rPr>
+                <w:sz w:val="18"/>
+              </w:rPr>
+              <w:t>Mapas Visuais do Percurso</w:t>
+            </w:r>
+          </w:p>
+        </w:tc>
+        <w:tc>
+          <w:tcPr>
+            <w:tcW w:type="dxa" w:w="3331"/>
+          </w:tcPr>
+          <w:p>
+            <w:pPr>
+              <w:keepNext w:val="0"/>
+            </w:pPr>
+            <w:r>
+              <w:rPr>
+                <w:sz w:val="18"/>
+              </w:rPr>
+              <w:t>Percurso e condições</w:t>
+            </w:r>
+          </w:p>
+        </w:tc>
+      </w:tr>
+      <w:tr>
+        <w:trPr>
+          <w:cantSplit/>
+        </w:trPr>
+        <w:tc>
+          <w:tcPr>
+            <w:tcW w:type="dxa" w:w="3331"/>
+          </w:tcPr>
+          <w:p>
+            <w:pPr>
+              <w:keepNext w:val="0"/>
+            </w:pPr>
+            <w:r>
+              <w:rPr>
+                <w:sz w:val="18"/>
+              </w:rPr>
+              <w:t>55</w:t>
+            </w:r>
+          </w:p>
+        </w:tc>
+        <w:tc>
+          <w:tcPr>
+            <w:tcW w:type="dxa" w:w="3331"/>
+          </w:tcPr>
+          <w:p>
+            <w:pPr>
+              <w:keepNext w:val="0"/>
+            </w:pPr>
+            <w:r>
+              <w:rPr>
+                <w:sz w:val="18"/>
+              </w:rPr>
+              <w:t>Fichas de Exercícios Práticos</w:t>
+            </w:r>
+          </w:p>
+        </w:tc>
+        <w:tc>
+          <w:tcPr>
+            <w:tcW w:type="dxa" w:w="3331"/>
+          </w:tcPr>
+          <w:p>
+            <w:pPr>
+              <w:keepNext w:val="0"/>
+            </w:pPr>
+            <w:r>
+              <w:rPr>
+                <w:sz w:val="18"/>
+              </w:rPr>
+              <w:t>Percurso e condições</w:t>
+            </w:r>
+          </w:p>
+        </w:tc>
+      </w:tr>
+      <w:tr>
+        <w:trPr>
+          <w:cantSplit/>
+        </w:trPr>
+        <w:tc>
+          <w:tcPr>
+            <w:tcW w:type="dxa" w:w="3331"/>
+          </w:tcPr>
+          <w:p>
+            <w:pPr>
+              <w:keepNext w:val="0"/>
+            </w:pPr>
+            <w:r>
+              <w:rPr>
+                <w:sz w:val="18"/>
+              </w:rPr>
+              <w:t>56</w:t>
+            </w:r>
+          </w:p>
+        </w:tc>
+        <w:tc>
+          <w:tcPr>
+            <w:tcW w:type="dxa" w:w="3331"/>
+          </w:tcPr>
+          <w:p>
+            <w:pPr>
+              <w:keepNext w:val="0"/>
+            </w:pPr>
+            <w:r>
+              <w:rPr>
+                <w:sz w:val="18"/>
+              </w:rPr>
+              <w:t>Guia de Palavras e Conceitos</w:t>
+            </w:r>
+          </w:p>
+        </w:tc>
+        <w:tc>
+          <w:tcPr>
+            <w:tcW w:type="dxa" w:w="3331"/>
+          </w:tcPr>
+          <w:p>
+            <w:pPr>
+              <w:keepNext w:val="0"/>
+            </w:pPr>
+            <w:r>
+              <w:rPr>
+                <w:sz w:val="18"/>
+              </w:rPr>
+              <w:t>Percurso e condições</w:t>
+            </w:r>
+          </w:p>
+        </w:tc>
+      </w:tr>
+      <w:tr>
+        <w:trPr>
+          <w:cantSplit/>
+        </w:trPr>
+        <w:tc>
+          <w:tcPr>
+            <w:tcW w:type="dxa" w:w="3331"/>
+          </w:tcPr>
+          <w:p>
+            <w:pPr>
+              <w:keepNext w:val="0"/>
+            </w:pPr>
+            <w:r>
+              <w:rPr>
+                <w:sz w:val="18"/>
+              </w:rPr>
+              <w:t>57</w:t>
+            </w:r>
+          </w:p>
+        </w:tc>
+        <w:tc>
+          <w:tcPr>
+            <w:tcW w:type="dxa" w:w="3331"/>
+          </w:tcPr>
+          <w:p>
+            <w:pPr>
+              <w:keepNext w:val="0"/>
+            </w:pPr>
+            <w:r>
+              <w:rPr>
+                <w:sz w:val="18"/>
+              </w:rPr>
+              <w:t>Comunidade de Continuidade</w:t>
+            </w:r>
+          </w:p>
+        </w:tc>
+        <w:tc>
+          <w:tcPr>
+            <w:tcW w:type="dxa" w:w="3331"/>
+          </w:tcPr>
+          <w:p>
+            <w:pPr>
+              <w:keepNext w:val="0"/>
+            </w:pPr>
+            <w:r>
+              <w:rPr>
+                <w:sz w:val="18"/>
+              </w:rPr>
+              <w:t>Percurso e condições</w:t>
+            </w:r>
+          </w:p>
+        </w:tc>
+      </w:tr>
+      <w:tr>
+        <w:trPr>
+          <w:cantSplit/>
+        </w:trPr>
+        <w:tc>
+          <w:tcPr>
+            <w:tcW w:type="dxa" w:w="3331"/>
+          </w:tcPr>
+          <w:p>
+            <w:pPr>
+              <w:keepNext w:val="0"/>
+            </w:pPr>
+            <w:r>
+              <w:rPr>
+                <w:sz w:val="18"/>
+              </w:rPr>
+              <w:t>58</w:t>
+            </w:r>
+          </w:p>
+        </w:tc>
+        <w:tc>
+          <w:tcPr>
+            <w:tcW w:type="dxa" w:w="3331"/>
+          </w:tcPr>
+          <w:p>
+            <w:pPr>
+              <w:keepNext w:val="0"/>
+            </w:pPr>
+            <w:r>
+              <w:rPr>
+                <w:sz w:val="18"/>
+              </w:rPr>
+              <w:t>O diferencial está na articulação</w:t>
+            </w:r>
+          </w:p>
+        </w:tc>
+        <w:tc>
+          <w:tcPr>
+            <w:tcW w:type="dxa" w:w="3331"/>
+          </w:tcPr>
+          <w:p>
+            <w:pPr>
+              <w:keepNext w:val="0"/>
+            </w:pPr>
+            <w:r>
+              <w:rPr>
+                <w:sz w:val="18"/>
+              </w:rPr>
+              <w:t>Percurso e condições</w:t>
+            </w:r>
+          </w:p>
+        </w:tc>
+      </w:tr>
+      <w:tr>
+        <w:trPr>
+          <w:cantSplit/>
+        </w:trPr>
+        <w:tc>
+          <w:tcPr>
+            <w:tcW w:type="dxa" w:w="3331"/>
+          </w:tcPr>
+          <w:p>
+            <w:pPr>
+              <w:keepNext w:val="0"/>
+            </w:pPr>
+            <w:r>
+              <w:rPr>
+                <w:sz w:val="18"/>
+              </w:rPr>
+              <w:t>59</w:t>
+            </w:r>
+          </w:p>
+        </w:tc>
+        <w:tc>
+          <w:tcPr>
+            <w:tcW w:type="dxa" w:w="3331"/>
+          </w:tcPr>
+          <w:p>
+            <w:pPr>
+              <w:keepNext w:val="0"/>
+            </w:pPr>
+            <w:r>
+              <w:rPr>
+                <w:sz w:val="18"/>
+              </w:rPr>
+              <w:t>O que sustenta o valor do percurso</w:t>
+            </w:r>
+          </w:p>
+        </w:tc>
+        <w:tc>
+          <w:tcPr>
+            <w:tcW w:type="dxa" w:w="3331"/>
+          </w:tcPr>
+          <w:p>
+            <w:pPr>
+              <w:keepNext w:val="0"/>
+            </w:pPr>
+            <w:r>
+              <w:rPr>
+                <w:sz w:val="18"/>
+              </w:rPr>
+              <w:t>Percurso e condições</w:t>
+            </w:r>
+          </w:p>
+        </w:tc>
+      </w:tr>
+      <w:tr>
+        <w:trPr>
+          <w:cantSplit/>
+        </w:trPr>
+        <w:tc>
+          <w:tcPr>
+            <w:tcW w:type="dxa" w:w="3331"/>
+          </w:tcPr>
+          <w:p>
+            <w:pPr>
+              <w:keepNext w:val="0"/>
+            </w:pPr>
+            <w:r>
+              <w:rPr>
+                <w:sz w:val="18"/>
+              </w:rPr>
+              <w:t>60</w:t>
+            </w:r>
+          </w:p>
+        </w:tc>
+        <w:tc>
+          <w:tcPr>
+            <w:tcW w:type="dxa" w:w="3331"/>
+          </w:tcPr>
+          <w:p>
+            <w:pPr>
+              <w:keepNext w:val="0"/>
+            </w:pPr>
+            <w:r>
+              <w:rPr>
+                <w:sz w:val="18"/>
+              </w:rPr>
+              <w:t>7 dias de garantia</w:t>
+            </w:r>
+          </w:p>
+        </w:tc>
+        <w:tc>
+          <w:tcPr>
+            <w:tcW w:type="dxa" w:w="3331"/>
+          </w:tcPr>
+          <w:p>
+            <w:pPr>
+              <w:keepNext w:val="0"/>
+            </w:pPr>
+            <w:r>
+              <w:rPr>
+                <w:sz w:val="18"/>
+              </w:rPr>
+              <w:t>Percurso e condições</w:t>
+            </w:r>
+          </w:p>
+        </w:tc>
+      </w:tr>
+      <w:tr>
+        <w:trPr>
+          <w:cantSplit/>
+        </w:trPr>
+        <w:tc>
+          <w:tcPr>
+            <w:tcW w:type="dxa" w:w="3331"/>
+          </w:tcPr>
+          <w:p>
+            <w:pPr>
+              <w:keepNext w:val="0"/>
+            </w:pPr>
+            <w:r>
+              <w:rPr>
+                <w:sz w:val="18"/>
+              </w:rPr>
+              <w:t>61</w:t>
+            </w:r>
+          </w:p>
+        </w:tc>
+        <w:tc>
+          <w:tcPr>
+            <w:tcW w:type="dxa" w:w="3331"/>
+          </w:tcPr>
+          <w:p>
+            <w:pPr>
+              <w:keepNext w:val="0"/>
+            </w:pPr>
+            <w:r>
+              <w:rPr>
+                <w:sz w:val="18"/>
+              </w:rPr>
+              <w:t>Investimento</w:t>
+            </w:r>
+          </w:p>
+        </w:tc>
+        <w:tc>
+          <w:tcPr>
+            <w:tcW w:type="dxa" w:w="3331"/>
+          </w:tcPr>
+          <w:p>
+            <w:pPr>
+              <w:keepNext w:val="0"/>
+            </w:pPr>
+            <w:r>
+              <w:rPr>
+                <w:sz w:val="18"/>
+              </w:rPr>
+              <w:t>Percurso e condições</w:t>
+            </w:r>
+          </w:p>
+        </w:tc>
+      </w:tr>
+      <w:tr>
+        <w:trPr>
+          <w:cantSplit/>
+        </w:trPr>
+        <w:tc>
+          <w:tcPr>
+            <w:tcW w:type="dxa" w:w="3331"/>
+          </w:tcPr>
+          <w:p>
+            <w:pPr>
+              <w:keepNext w:val="0"/>
+            </w:pPr>
+            <w:r>
+              <w:rPr>
+                <w:sz w:val="18"/>
+              </w:rPr>
+              <w:t>62</w:t>
+            </w:r>
+          </w:p>
+        </w:tc>
+        <w:tc>
+          <w:tcPr>
+            <w:tcW w:type="dxa" w:w="3331"/>
+          </w:tcPr>
+          <w:p>
+            <w:pPr>
+              <w:keepNext w:val="0"/>
+            </w:pPr>
+            <w:r>
+              <w:rPr>
+                <w:sz w:val="18"/>
+              </w:rPr>
+              <w:t>O percurso completo</w:t>
+            </w:r>
+          </w:p>
+        </w:tc>
+        <w:tc>
+          <w:tcPr>
+            <w:tcW w:type="dxa" w:w="3331"/>
+          </w:tcPr>
+          <w:p>
+            <w:pPr>
+              <w:keepNext w:val="0"/>
+            </w:pPr>
+            <w:r>
+              <w:rPr>
+                <w:sz w:val="18"/>
+              </w:rPr>
+              <w:t>Percurso e condições</w:t>
+            </w:r>
+          </w:p>
+        </w:tc>
+      </w:tr>
+      <w:tr>
+        <w:trPr>
+          <w:cantSplit/>
+        </w:trPr>
+        <w:tc>
+          <w:tcPr>
+            <w:tcW w:type="dxa" w:w="3331"/>
+          </w:tcPr>
+          <w:p>
+            <w:pPr>
+              <w:keepNext w:val="0"/>
+            </w:pPr>
+            <w:r>
+              <w:rPr>
+                <w:sz w:val="18"/>
+              </w:rPr>
+              <w:t>63</w:t>
+            </w:r>
+          </w:p>
+        </w:tc>
+        <w:tc>
+          <w:tcPr>
+            <w:tcW w:type="dxa" w:w="3331"/>
+          </w:tcPr>
+          <w:p>
+            <w:pPr>
+              <w:keepNext w:val="0"/>
+            </w:pPr>
+            <w:r>
+              <w:rPr>
+                <w:sz w:val="18"/>
+              </w:rPr>
+              <w:t>O começo da turma</w:t>
+            </w:r>
+          </w:p>
+        </w:tc>
+        <w:tc>
+          <w:tcPr>
+            <w:tcW w:type="dxa" w:w="3331"/>
+          </w:tcPr>
+          <w:p>
+            <w:pPr>
+              <w:keepNext w:val="0"/>
+            </w:pPr>
+            <w:r>
+              <w:rPr>
+                <w:sz w:val="18"/>
+              </w:rPr>
+              <w:t>Percurso e condições</w:t>
+            </w:r>
+          </w:p>
+        </w:tc>
+      </w:tr>
+      <w:tr>
+        <w:trPr>
+          <w:cantSplit/>
+        </w:trPr>
+        <w:tc>
+          <w:tcPr>
+            <w:tcW w:type="dxa" w:w="3331"/>
+          </w:tcPr>
+          <w:p>
+            <w:pPr>
+              <w:keepNext w:val="0"/>
+            </w:pPr>
+            <w:r>
+              <w:rPr>
+                <w:sz w:val="18"/>
+              </w:rPr>
+              <w:t>64</w:t>
+            </w:r>
+          </w:p>
+        </w:tc>
+        <w:tc>
+          <w:tcPr>
+            <w:tcW w:type="dxa" w:w="3331"/>
+          </w:tcPr>
+          <w:p>
+            <w:pPr>
+              <w:keepNext w:val="0"/>
+            </w:pPr>
+            <w:r>
+              <w:rPr>
+                <w:sz w:val="18"/>
+              </w:rPr>
+              <w:t>Link no chat</w:t>
+            </w:r>
+          </w:p>
+        </w:tc>
+        <w:tc>
+          <w:tcPr>
+            <w:tcW w:type="dxa" w:w="3331"/>
+          </w:tcPr>
+          <w:p>
+            <w:pPr>
+              <w:keepNext w:val="0"/>
+            </w:pPr>
+            <w:r>
+              <w:rPr>
+                <w:sz w:val="18"/>
+              </w:rPr>
+              <w:t>Decisão e encerramento</w:t>
+            </w:r>
+          </w:p>
+        </w:tc>
+      </w:tr>
+      <w:tr>
+        <w:trPr>
+          <w:cantSplit/>
+        </w:trPr>
+        <w:tc>
+          <w:tcPr>
+            <w:tcW w:type="dxa" w:w="3331"/>
+          </w:tcPr>
+          <w:p>
+            <w:pPr>
+              <w:keepNext w:val="0"/>
+            </w:pPr>
+            <w:r>
+              <w:rPr>
+                <w:sz w:val="18"/>
+              </w:rPr>
+              <w:t>65</w:t>
+            </w:r>
+          </w:p>
+        </w:tc>
+        <w:tc>
+          <w:tcPr>
+            <w:tcW w:type="dxa" w:w="3331"/>
+          </w:tcPr>
+          <w:p>
+            <w:pPr>
+              <w:keepNext w:val="0"/>
+            </w:pPr>
+            <w:r>
+              <w:rPr>
+                <w:sz w:val="18"/>
+              </w:rPr>
+              <w:t>O mapa continua com você</w:t>
+            </w:r>
+          </w:p>
+        </w:tc>
+        <w:tc>
+          <w:tcPr>
+            <w:tcW w:type="dxa" w:w="3331"/>
+          </w:tcPr>
+          <w:p>
+            <w:pPr>
+              <w:keepNext w:val="0"/>
+            </w:pPr>
+            <w:r>
+              <w:rPr>
+                <w:sz w:val="18"/>
+              </w:rPr>
+              <w:t>Decisão e encerramento</w:t>
+            </w:r>
+          </w:p>
+        </w:tc>
+      </w:tr>
+      <w:tr>
+        <w:trPr>
+          <w:cantSplit/>
+        </w:trPr>
+        <w:tc>
+          <w:tcPr>
+            <w:tcW w:type="dxa" w:w="3331"/>
+          </w:tcPr>
+          <w:p>
+            <w:pPr>
+              <w:keepNext w:val="0"/>
+            </w:pPr>
+            <w:r>
+              <w:rPr>
+                <w:sz w:val="18"/>
+              </w:rPr>
+              <w:t>66</w:t>
+            </w:r>
+          </w:p>
+        </w:tc>
+        <w:tc>
+          <w:tcPr>
+            <w:tcW w:type="dxa" w:w="3331"/>
+          </w:tcPr>
+          <w:p>
+            <w:pPr>
+              <w:keepNext w:val="0"/>
+            </w:pPr>
+            <w:r>
+              <w:rPr>
+                <w:sz w:val="18"/>
+              </w:rPr>
+              <w:t>Que dúvida ajudaria você a escolher seu próximo passo?</w:t>
+            </w:r>
+          </w:p>
+        </w:tc>
+        <w:tc>
+          <w:tcPr>
+            <w:tcW w:type="dxa" w:w="3331"/>
+          </w:tcPr>
+          <w:p>
+            <w:pPr>
+              <w:keepNext w:val="0"/>
+            </w:pPr>
+            <w:r>
+              <w:rPr>
+                <w:sz w:val="18"/>
+              </w:rPr>
+              <w:t>Decisão e encerramento</w:t>
+            </w:r>
+          </w:p>
+        </w:tc>
+      </w:tr>
+      <w:tr>
+        <w:trPr>
+          <w:cantSplit/>
+        </w:trPr>
+        <w:tc>
+          <w:tcPr>
+            <w:tcW w:type="dxa" w:w="3331"/>
+          </w:tcPr>
+          <w:p>
+            <w:pPr>
+              <w:keepNext w:val="0"/>
+            </w:pPr>
+            <w:r>
+              <w:rPr>
+                <w:sz w:val="18"/>
+              </w:rPr>
+              <w:t>67</w:t>
+            </w:r>
+          </w:p>
+        </w:tc>
+        <w:tc>
+          <w:tcPr>
+            <w:tcW w:type="dxa" w:w="3331"/>
+          </w:tcPr>
+          <w:p>
+            <w:pPr>
+              <w:keepNext w:val="0"/>
+            </w:pPr>
+            <w:r>
+              <w:rPr>
+                <w:sz w:val="18"/>
+              </w:rPr>
+              <w:t>A compreensão pode tornar-se uma ponte</w:t>
+            </w:r>
+          </w:p>
+        </w:tc>
+        <w:tc>
+          <w:tcPr>
+            <w:tcW w:type="dxa" w:w="3331"/>
+          </w:tcPr>
+          <w:p>
+            <w:pPr>
+              <w:keepNext w:val="0"/>
+            </w:pPr>
+            <w:r>
+              <w:rPr>
+                <w:sz w:val="18"/>
+              </w:rPr>
+              <w:t>Decisão e encerramento</w:t>
             </w:r>
           </w:p>
         </w:tc>
@@ -13638,13 +14621,7 @@
         <w:spacing w:before="0" w:after="120" w:line="259" w:lineRule="auto"/>
       </w:pPr>
       <w:r>
-        <w:rPr>
-          <w:rFonts w:ascii="DejaVu Sans" w:hAnsi="DejaVu Sans"/>
-          <w:i w:val="0"/>
-          <w:color w:val="000000"/>
-          <w:sz w:val="21"/>
-        </w:rPr>
-        <w:t>Uma tela deve sustentar uma única mensagem. Os slides não substituem a fala nem recebem parágrafos longos. A história composta pode ocupar duas telas; os módulos não devem receber uma tela individual cada.</w:t>
+        <w:t>A apresentação possui 67 telas curtas. Cada módulo, material complementar e condição da oferta recebe seu próprio momento visual. Os slides apoiam a fala e não ampliam o conteúdo nem a duração de 90 minutos. A oferta ocupa as telas 37 a 63 em 13 minutos: cerca de 20 segundos por módulo e comentários breves nos demais itens. Preservar a prática e o retorno. Ensaiar a passagem completa, sem ler todos os textos.</w:t>
       </w:r>
     </w:p>
     <w:p>
@@ -14028,12 +15005,7 @@
         <w:ind w:left="360" w:hanging="230"/>
       </w:pPr>
       <w:r>
-        <w:rPr>
-          <w:rFonts w:ascii="DejaVu Sans" w:hAnsi="DejaVu Sans"/>
-          <w:color w:val="000000"/>
-          <w:sz w:val="21"/>
-        </w:rPr>
-        <w:t>Todos os 29 slides refletem as formulações deste Guia.</w:t>
+        <w:t>Todos os 67 slides refletem as formulações deste Guia.</w:t>
       </w:r>
     </w:p>
     <w:p>
@@ -17610,7 +18582,7 @@
     </w:tbl>
     <w:p>
       <w:r>
-        <w:t>Plataforma e links dos encontros do curso, gravação/replay desses encontros e procedimento para faltas permanecem a definir. O Zoom e o replay descritos no corpo do Guia referem-se à Masterclass. Informar o calendário na oferta sem afirmar que vídeos já foram publicados.</w:t>
+        <w:t>Os encontros do curso serão pelo Zoom, com links no grupo de WhatsApp da turma e gravações posteriormente disponíveis na Hotmart. O prazo de publicação dessas gravações permanece a definir. As condições de replay da Masterclass são próprias desse evento. Informar o calendário sem afirmar que vídeos já foram publicados.</w:t>
       </w:r>
     </w:p>
     <w:sectPr>
